--- a/Documents/PolicyHub_Collector_Flow_Query_Chunking_Design.docx
+++ b/Documents/PolicyHub_Collector_Flow_Query_Chunking_Design.docx
@@ -2078,19 +2078,121 @@
         <w:shd w:val="clear" w:color="auto" w:fill="F2F2F2"/>
         <w:spacing w:after="0" w:line="240" w:lineRule="auto"/>
         <w:rPr>
-          <w:rFonts w:ascii="Consolas" w:hAnsi="Consolas" w:cs="Consolas" w:hint="eastAsia"/>
-          <w:sz w:val="18"/>
-          <w:szCs w:val="18"/>
-        </w:rPr>
-      </w:pPr>
-      <w:r>
-        <w:rPr>
           <w:rFonts w:ascii="Consolas" w:hAnsi="Consolas" w:cs="Consolas"/>
           <w:sz w:val="18"/>
           <w:szCs w:val="18"/>
         </w:rPr>
+      </w:pPr>
+      <w:r>
+        <w:rPr>
+          <w:rFonts w:ascii="Consolas" w:hAnsi="Consolas" w:cs="Consolas"/>
+          <w:sz w:val="18"/>
+          <w:szCs w:val="18"/>
+        </w:rPr>
         <w:t>avgResponseSize * rowCount &lt; MaxMemoryThreshold</w:t>
       </w:r>
+    </w:p>
+    <w:p>
+      <w:pPr>
+        <w:shd w:val="clear" w:color="auto" w:fill="F2F2F2"/>
+        <w:spacing w:after="0" w:line="240" w:lineRule="auto"/>
+        <w:rPr>
+          <w:rFonts w:ascii="Consolas" w:hAnsi="Consolas" w:cs="Consolas"/>
+          <w:sz w:val="18"/>
+          <w:szCs w:val="18"/>
+        </w:rPr>
+      </w:pPr>
+    </w:p>
+    <w:p>
+      <w:pPr>
+        <w:shd w:val="clear" w:color="auto" w:fill="F2F2F2"/>
+        <w:spacing w:after="0" w:line="240" w:lineRule="auto"/>
+        <w:rPr>
+          <w:rFonts w:ascii="Consolas" w:hAnsi="Consolas" w:cs="Consolas"/>
+          <w:sz w:val="18"/>
+          <w:szCs w:val="18"/>
+        </w:rPr>
+      </w:pPr>
+      <w:r>
+        <w:rPr>
+          <w:rFonts w:ascii="Consolas" w:hAnsi="Consolas" w:cs="Consolas"/>
+          <w:sz w:val="18"/>
+          <w:szCs w:val="18"/>
+        </w:rPr>
+        <w:t>This can be done as:</w:t>
+      </w:r>
+    </w:p>
+    <w:p>
+      <w:pPr>
+        <w:shd w:val="clear" w:color="auto" w:fill="F2F2F2"/>
+        <w:spacing w:after="0" w:line="240" w:lineRule="auto"/>
+        <w:rPr>
+          <w:rFonts w:ascii="Consolas" w:hAnsi="Consolas" w:cs="Consolas"/>
+          <w:sz w:val="18"/>
+          <w:szCs w:val="18"/>
+          <w:lang w:val="en-IN"/>
+        </w:rPr>
+      </w:pPr>
+      <w:r>
+        <w:rPr>
+          <w:rFonts w:ascii="Consolas" w:hAnsi="Consolas" w:cs="Consolas"/>
+          <w:sz w:val="18"/>
+          <w:szCs w:val="18"/>
+          <w:lang w:val="en-IN"/>
+        </w:rPr>
+        <w:t>RawMetrics</w:t>
+      </w:r>
+      <w:r>
+        <w:rPr>
+          <w:rFonts w:ascii="Consolas" w:hAnsi="Consolas" w:cs="Consolas"/>
+          <w:sz w:val="18"/>
+          <w:szCs w:val="18"/>
+          <w:lang w:val="en-IN"/>
+        </w:rPr>
+        <w:br/>
+        <w:t>| where Timestamp between (startTime .. endTime)</w:t>
+      </w:r>
+      <w:r>
+        <w:rPr>
+          <w:rFonts w:ascii="Consolas" w:hAnsi="Consolas" w:cs="Consolas"/>
+          <w:sz w:val="18"/>
+          <w:szCs w:val="18"/>
+          <w:lang w:val="en-IN"/>
+        </w:rPr>
+        <w:br/>
+        <w:t>| take 1000</w:t>
+      </w:r>
+      <w:r>
+        <w:rPr>
+          <w:rFonts w:ascii="Consolas" w:hAnsi="Consolas" w:cs="Consolas"/>
+          <w:sz w:val="18"/>
+          <w:szCs w:val="18"/>
+          <w:lang w:val="en-IN"/>
+        </w:rPr>
+        <w:br/>
+        <w:t>| extend rowSize = estimate_data_size(RawGatingResult)</w:t>
+      </w:r>
+      <w:r>
+        <w:rPr>
+          <w:rFonts w:ascii="Consolas" w:hAnsi="Consolas" w:cs="Consolas"/>
+          <w:sz w:val="18"/>
+          <w:szCs w:val="18"/>
+          <w:lang w:val="en-IN"/>
+        </w:rPr>
+        <w:br/>
+        <w:t>| summarize avgRowSize = avg(rowSize)</w:t>
+      </w:r>
+    </w:p>
+    <w:p>
+      <w:pPr>
+        <w:shd w:val="clear" w:color="auto" w:fill="F2F2F2"/>
+        <w:spacing w:after="0" w:line="240" w:lineRule="auto"/>
+        <w:rPr>
+          <w:rFonts w:ascii="Consolas" w:hAnsi="Consolas" w:cs="Consolas"/>
+          <w:sz w:val="18"/>
+          <w:szCs w:val="18"/>
+        </w:rPr>
+      </w:pPr>
     </w:p>
     <w:p>
       <w:r>
@@ -3815,29 +3917,10 @@
         <w:shd w:val="clear" w:color="auto" w:fill="F2F2F2"/>
         <w:spacing w:after="0" w:line="240" w:lineRule="auto"/>
         <w:rPr>
-          <w:rFonts w:ascii="Consolas" w:hAnsi="Consolas" w:cs="Consolas" w:hint="eastAsia"/>
-          <w:sz w:val="18"/>
-          <w:szCs w:val="18"/>
-        </w:rPr>
-      </w:pPr>
-      <w:r>
-        <w:rPr>
           <w:rFonts w:ascii="Consolas" w:hAnsi="Consolas" w:cs="Consolas"/>
           <w:sz w:val="18"/>
           <w:szCs w:val="18"/>
         </w:rPr>
-        <w:t>{</w:t>
-      </w:r>
-    </w:p>
-    <w:p>
-      <w:pPr>
-        <w:shd w:val="clear" w:color="auto" w:fill="F2F2F2"/>
-        <w:spacing w:after="0" w:line="240" w:lineRule="auto"/>
-        <w:rPr>
-          <w:rFonts w:ascii="Consolas" w:hAnsi="Consolas" w:cs="Consolas" w:hint="eastAsia"/>
-          <w:sz w:val="18"/>
-          <w:szCs w:val="18"/>
-        </w:rPr>
       </w:pPr>
       <w:r>
         <w:rPr>
@@ -3845,37 +3928,18 @@
           <w:sz w:val="18"/>
           <w:szCs w:val="18"/>
         </w:rPr>
-        <w:t xml:space="preserve">    "Name": "RuleExecutionMetrics",</w:t>
+        <w:t>{</w:t>
       </w:r>
     </w:p>
     <w:p>
       <w:pPr>
         <w:shd w:val="clear" w:color="auto" w:fill="F2F2F2"/>
         <w:spacing w:after="0" w:line="240" w:lineRule="auto"/>
-        <w:rPr>
-          <w:rFonts w:ascii="Consolas" w:hAnsi="Consolas" w:cs="Consolas" w:hint="eastAsia"/>
-          <w:sz w:val="18"/>
-          <w:szCs w:val="18"/>
-        </w:rPr>
-      </w:pPr>
-      <w:r>
         <w:rPr>
           <w:rFonts w:ascii="Consolas" w:hAnsi="Consolas" w:cs="Consolas"/>
           <w:sz w:val="18"/>
           <w:szCs w:val="18"/>
         </w:rPr>
-        <w:t xml:space="preserve">    "Type": "Kusto",</w:t>
-      </w:r>
-    </w:p>
-    <w:p>
-      <w:pPr>
-        <w:shd w:val="clear" w:color="auto" w:fill="F2F2F2"/>
-        <w:spacing w:after="0" w:line="240" w:lineRule="auto"/>
-        <w:rPr>
-          <w:rFonts w:ascii="Consolas" w:hAnsi="Consolas" w:cs="Consolas" w:hint="eastAsia"/>
-          <w:sz w:val="18"/>
-          <w:szCs w:val="18"/>
-        </w:rPr>
       </w:pPr>
       <w:r>
         <w:rPr>
@@ -3883,37 +3947,18 @@
           <w:sz w:val="18"/>
           <w:szCs w:val="18"/>
         </w:rPr>
-        <w:t xml:space="preserve">    "IsEnabled": true,</w:t>
+        <w:t xml:space="preserve">    "Name": "RuleExecutionMetrics",</w:t>
       </w:r>
     </w:p>
     <w:p>
       <w:pPr>
         <w:shd w:val="clear" w:color="auto" w:fill="F2F2F2"/>
         <w:spacing w:after="0" w:line="240" w:lineRule="auto"/>
-        <w:rPr>
-          <w:rFonts w:ascii="Consolas" w:hAnsi="Consolas" w:cs="Consolas" w:hint="eastAsia"/>
-          <w:sz w:val="18"/>
-          <w:szCs w:val="18"/>
-        </w:rPr>
-      </w:pPr>
-      <w:r>
         <w:rPr>
           <w:rFonts w:ascii="Consolas" w:hAnsi="Consolas" w:cs="Consolas"/>
           <w:sz w:val="18"/>
           <w:szCs w:val="18"/>
         </w:rPr>
-        <w:t xml:space="preserve">    "Connection": { ... },</w:t>
-      </w:r>
-    </w:p>
-    <w:p>
-      <w:pPr>
-        <w:shd w:val="clear" w:color="auto" w:fill="F2F2F2"/>
-        <w:spacing w:after="0" w:line="240" w:lineRule="auto"/>
-        <w:rPr>
-          <w:rFonts w:ascii="Consolas" w:hAnsi="Consolas" w:cs="Consolas" w:hint="eastAsia"/>
-          <w:sz w:val="18"/>
-          <w:szCs w:val="18"/>
-        </w:rPr>
       </w:pPr>
       <w:r>
         <w:rPr>
@@ -3921,37 +3966,18 @@
           <w:sz w:val="18"/>
           <w:szCs w:val="18"/>
         </w:rPr>
-        <w:t xml:space="preserve">    "Query": {</w:t>
+        <w:t xml:space="preserve">    "Type": "Kusto",</w:t>
       </w:r>
     </w:p>
     <w:p>
       <w:pPr>
         <w:shd w:val="clear" w:color="auto" w:fill="F2F2F2"/>
         <w:spacing w:after="0" w:line="240" w:lineRule="auto"/>
-        <w:rPr>
-          <w:rFonts w:ascii="Consolas" w:hAnsi="Consolas" w:cs="Consolas" w:hint="eastAsia"/>
-          <w:sz w:val="18"/>
-          <w:szCs w:val="18"/>
-        </w:rPr>
-      </w:pPr>
-      <w:r>
         <w:rPr>
           <w:rFonts w:ascii="Consolas" w:hAnsi="Consolas" w:cs="Consolas"/>
           <w:sz w:val="18"/>
           <w:szCs w:val="18"/>
         </w:rPr>
-        <w:t xml:space="preserve">        "QueryText": "RuleExecutionMetrics | order by InsertedAt desc",</w:t>
-      </w:r>
-    </w:p>
-    <w:p>
-      <w:pPr>
-        <w:shd w:val="clear" w:color="auto" w:fill="F2F2F2"/>
-        <w:spacing w:after="0" w:line="240" w:lineRule="auto"/>
-        <w:rPr>
-          <w:rFonts w:ascii="Consolas" w:hAnsi="Consolas" w:cs="Consolas" w:hint="eastAsia"/>
-          <w:sz w:val="18"/>
-          <w:szCs w:val="18"/>
-        </w:rPr>
       </w:pPr>
       <w:r>
         <w:rPr>
@@ -3959,37 +3985,18 @@
           <w:sz w:val="18"/>
           <w:szCs w:val="18"/>
         </w:rPr>
-        <w:t xml:space="preserve">        "TimestampColumn": "InsertedAt",</w:t>
+        <w:t xml:space="preserve">    "IsEnabled": true,</w:t>
       </w:r>
     </w:p>
     <w:p>
       <w:pPr>
         <w:shd w:val="clear" w:color="auto" w:fill="F2F2F2"/>
         <w:spacing w:after="0" w:line="240" w:lineRule="auto"/>
-        <w:rPr>
-          <w:rFonts w:ascii="Consolas" w:hAnsi="Consolas" w:cs="Consolas" w:hint="eastAsia"/>
-          <w:sz w:val="18"/>
-          <w:szCs w:val="18"/>
-        </w:rPr>
-      </w:pPr>
-      <w:r>
         <w:rPr>
           <w:rFonts w:ascii="Consolas" w:hAnsi="Consolas" w:cs="Consolas"/>
           <w:sz w:val="18"/>
           <w:szCs w:val="18"/>
         </w:rPr>
-        <w:t xml:space="preserve">        "ChunkDuration": "PT1H",</w:t>
-      </w:r>
-    </w:p>
-    <w:p>
-      <w:pPr>
-        <w:shd w:val="clear" w:color="auto" w:fill="F2F2F2"/>
-        <w:spacing w:after="0" w:line="240" w:lineRule="auto"/>
-        <w:rPr>
-          <w:rFonts w:ascii="Consolas" w:hAnsi="Consolas" w:cs="Consolas" w:hint="eastAsia"/>
-          <w:sz w:val="18"/>
-          <w:szCs w:val="18"/>
-        </w:rPr>
       </w:pPr>
       <w:r>
         <w:rPr>
@@ -3997,37 +4004,18 @@
           <w:sz w:val="18"/>
           <w:szCs w:val="18"/>
         </w:rPr>
-        <w:t xml:space="preserve">        "MaxMemoryThreshold": 52428800</w:t>
+        <w:t xml:space="preserve">    "Connection": { ... },</w:t>
       </w:r>
     </w:p>
     <w:p>
       <w:pPr>
         <w:shd w:val="clear" w:color="auto" w:fill="F2F2F2"/>
         <w:spacing w:after="0" w:line="240" w:lineRule="auto"/>
-        <w:rPr>
-          <w:rFonts w:ascii="Consolas" w:hAnsi="Consolas" w:cs="Consolas" w:hint="eastAsia"/>
-          <w:sz w:val="18"/>
-          <w:szCs w:val="18"/>
-        </w:rPr>
-      </w:pPr>
-      <w:r>
         <w:rPr>
           <w:rFonts w:ascii="Consolas" w:hAnsi="Consolas" w:cs="Consolas"/>
           <w:sz w:val="18"/>
           <w:szCs w:val="18"/>
         </w:rPr>
-        <w:t xml:space="preserve">    },</w:t>
-      </w:r>
-    </w:p>
-    <w:p>
-      <w:pPr>
-        <w:shd w:val="clear" w:color="auto" w:fill="F2F2F2"/>
-        <w:spacing w:after="0" w:line="240" w:lineRule="auto"/>
-        <w:rPr>
-          <w:rFonts w:ascii="Consolas" w:hAnsi="Consolas" w:cs="Consolas" w:hint="eastAsia"/>
-          <w:sz w:val="18"/>
-          <w:szCs w:val="18"/>
-        </w:rPr>
       </w:pPr>
       <w:r>
         <w:rPr>
@@ -4035,7 +4023,7 @@
           <w:sz w:val="18"/>
           <w:szCs w:val="18"/>
         </w:rPr>
-        <w:t xml:space="preserve">    "DestinationTable": { ... }</w:t>
+        <w:t xml:space="preserve">    "Query": {</w:t>
       </w:r>
     </w:p>
     <w:p>
@@ -4043,7 +4031,121 @@
         <w:shd w:val="clear" w:color="auto" w:fill="F2F2F2"/>
         <w:spacing w:after="0" w:line="240" w:lineRule="auto"/>
         <w:rPr>
-          <w:rFonts w:ascii="Consolas" w:hAnsi="Consolas" w:cs="Consolas" w:hint="eastAsia"/>
+          <w:rFonts w:ascii="Consolas" w:hAnsi="Consolas" w:cs="Consolas"/>
+          <w:sz w:val="18"/>
+          <w:szCs w:val="18"/>
+        </w:rPr>
+      </w:pPr>
+      <w:r>
+        <w:rPr>
+          <w:rFonts w:ascii="Consolas" w:hAnsi="Consolas" w:cs="Consolas"/>
+          <w:sz w:val="18"/>
+          <w:szCs w:val="18"/>
+        </w:rPr>
+        <w:t xml:space="preserve">        "QueryText": "RuleExecutionMetrics | order by InsertedAt desc",</w:t>
+      </w:r>
+    </w:p>
+    <w:p>
+      <w:pPr>
+        <w:shd w:val="clear" w:color="auto" w:fill="F2F2F2"/>
+        <w:spacing w:after="0" w:line="240" w:lineRule="auto"/>
+        <w:rPr>
+          <w:rFonts w:ascii="Consolas" w:hAnsi="Consolas" w:cs="Consolas"/>
+          <w:sz w:val="18"/>
+          <w:szCs w:val="18"/>
+        </w:rPr>
+      </w:pPr>
+      <w:r>
+        <w:rPr>
+          <w:rFonts w:ascii="Consolas" w:hAnsi="Consolas" w:cs="Consolas"/>
+          <w:sz w:val="18"/>
+          <w:szCs w:val="18"/>
+        </w:rPr>
+        <w:t xml:space="preserve">        "TimestampColumn": "InsertedAt",</w:t>
+      </w:r>
+    </w:p>
+    <w:p>
+      <w:pPr>
+        <w:shd w:val="clear" w:color="auto" w:fill="F2F2F2"/>
+        <w:spacing w:after="0" w:line="240" w:lineRule="auto"/>
+        <w:rPr>
+          <w:rFonts w:ascii="Consolas" w:hAnsi="Consolas" w:cs="Consolas"/>
+          <w:sz w:val="18"/>
+          <w:szCs w:val="18"/>
+        </w:rPr>
+      </w:pPr>
+      <w:r>
+        <w:rPr>
+          <w:rFonts w:ascii="Consolas" w:hAnsi="Consolas" w:cs="Consolas"/>
+          <w:sz w:val="18"/>
+          <w:szCs w:val="18"/>
+        </w:rPr>
+        <w:t xml:space="preserve">        "ChunkDuration": "PT1H",</w:t>
+      </w:r>
+    </w:p>
+    <w:p>
+      <w:pPr>
+        <w:shd w:val="clear" w:color="auto" w:fill="F2F2F2"/>
+        <w:spacing w:after="0" w:line="240" w:lineRule="auto"/>
+        <w:rPr>
+          <w:rFonts w:ascii="Consolas" w:hAnsi="Consolas" w:cs="Consolas"/>
+          <w:sz w:val="18"/>
+          <w:szCs w:val="18"/>
+        </w:rPr>
+      </w:pPr>
+      <w:r>
+        <w:rPr>
+          <w:rFonts w:ascii="Consolas" w:hAnsi="Consolas" w:cs="Consolas"/>
+          <w:sz w:val="18"/>
+          <w:szCs w:val="18"/>
+        </w:rPr>
+        <w:t xml:space="preserve">        "MaxMemoryThreshold": 52428800</w:t>
+      </w:r>
+    </w:p>
+    <w:p>
+      <w:pPr>
+        <w:shd w:val="clear" w:color="auto" w:fill="F2F2F2"/>
+        <w:spacing w:after="0" w:line="240" w:lineRule="auto"/>
+        <w:rPr>
+          <w:rFonts w:ascii="Consolas" w:hAnsi="Consolas" w:cs="Consolas"/>
+          <w:sz w:val="18"/>
+          <w:szCs w:val="18"/>
+        </w:rPr>
+      </w:pPr>
+      <w:r>
+        <w:rPr>
+          <w:rFonts w:ascii="Consolas" w:hAnsi="Consolas" w:cs="Consolas"/>
+          <w:sz w:val="18"/>
+          <w:szCs w:val="18"/>
+        </w:rPr>
+        <w:t xml:space="preserve">    },</w:t>
+      </w:r>
+    </w:p>
+    <w:p>
+      <w:pPr>
+        <w:shd w:val="clear" w:color="auto" w:fill="F2F2F2"/>
+        <w:spacing w:after="0" w:line="240" w:lineRule="auto"/>
+        <w:rPr>
+          <w:rFonts w:ascii="Consolas" w:hAnsi="Consolas" w:cs="Consolas"/>
+          <w:sz w:val="18"/>
+          <w:szCs w:val="18"/>
+        </w:rPr>
+      </w:pPr>
+      <w:r>
+        <w:rPr>
+          <w:rFonts w:ascii="Consolas" w:hAnsi="Consolas" w:cs="Consolas"/>
+          <w:sz w:val="18"/>
+          <w:szCs w:val="18"/>
+        </w:rPr>
+        <w:t xml:space="preserve">    "DestinationTable": { ... }</w:t>
+      </w:r>
+    </w:p>
+    <w:p>
+      <w:pPr>
+        <w:shd w:val="clear" w:color="auto" w:fill="F2F2F2"/>
+        <w:spacing w:after="0" w:line="240" w:lineRule="auto"/>
+        <w:rPr>
+          <w:rFonts w:ascii="Consolas" w:hAnsi="Consolas" w:cs="Consolas"/>
           <w:sz w:val="18"/>
           <w:szCs w:val="18"/>
         </w:rPr>
@@ -5855,29 +5957,10 @@
         <w:shd w:val="clear" w:color="auto" w:fill="F2F2F2"/>
         <w:spacing w:after="0" w:line="240" w:lineRule="auto"/>
         <w:rPr>
-          <w:rFonts w:ascii="Consolas" w:hAnsi="Consolas" w:cs="Consolas" w:hint="eastAsia"/>
-          <w:sz w:val="18"/>
-          <w:szCs w:val="18"/>
-        </w:rPr>
-      </w:pPr>
-      <w:r>
-        <w:rPr>
           <w:rFonts w:ascii="Consolas" w:hAnsi="Consolas" w:cs="Consolas"/>
           <w:sz w:val="18"/>
           <w:szCs w:val="18"/>
         </w:rPr>
-        <w:t>{</w:t>
-      </w:r>
-    </w:p>
-    <w:p>
-      <w:pPr>
-        <w:shd w:val="clear" w:color="auto" w:fill="F2F2F2"/>
-        <w:spacing w:after="0" w:line="240" w:lineRule="auto"/>
-        <w:rPr>
-          <w:rFonts w:ascii="Consolas" w:hAnsi="Consolas" w:cs="Consolas" w:hint="eastAsia"/>
-          <w:sz w:val="18"/>
-          <w:szCs w:val="18"/>
-        </w:rPr>
       </w:pPr>
       <w:r>
         <w:rPr>
@@ -5885,37 +5968,18 @@
           <w:sz w:val="18"/>
           <w:szCs w:val="18"/>
         </w:rPr>
-        <w:t xml:space="preserve">    "id": "{enforcerName}_{clusterName}_{databaseName}_{tableName}",</w:t>
+        <w:t>{</w:t>
       </w:r>
     </w:p>
     <w:p>
       <w:pPr>
         <w:shd w:val="clear" w:color="auto" w:fill="F2F2F2"/>
         <w:spacing w:after="0" w:line="240" w:lineRule="auto"/>
-        <w:rPr>
-          <w:rFonts w:ascii="Consolas" w:hAnsi="Consolas" w:cs="Consolas" w:hint="eastAsia"/>
-          <w:sz w:val="18"/>
-          <w:szCs w:val="18"/>
-        </w:rPr>
-      </w:pPr>
-      <w:r>
         <w:rPr>
           <w:rFonts w:ascii="Consolas" w:hAnsi="Consolas" w:cs="Consolas"/>
           <w:sz w:val="18"/>
           <w:szCs w:val="18"/>
         </w:rPr>
-        <w:t xml:space="preserve">    "enforcerName": "M365Gating",</w:t>
-      </w:r>
-    </w:p>
-    <w:p>
-      <w:pPr>
-        <w:shd w:val="clear" w:color="auto" w:fill="F2F2F2"/>
-        <w:spacing w:after="0" w:line="240" w:lineRule="auto"/>
-        <w:rPr>
-          <w:rFonts w:ascii="Consolas" w:hAnsi="Consolas" w:cs="Consolas" w:hint="eastAsia"/>
-          <w:sz w:val="18"/>
-          <w:szCs w:val="18"/>
-        </w:rPr>
       </w:pPr>
       <w:r>
         <w:rPr>
@@ -5923,37 +5987,18 @@
           <w:sz w:val="18"/>
           <w:szCs w:val="18"/>
         </w:rPr>
-        <w:t xml:space="preserve">    "lastSyncTimestamp": "2026-03-27T14:00:00Z",</w:t>
+        <w:t xml:space="preserve">    "id": "{enforcerName}_{clusterName}_{databaseName}_{tableName}",</w:t>
       </w:r>
     </w:p>
     <w:p>
       <w:pPr>
         <w:shd w:val="clear" w:color="auto" w:fill="F2F2F2"/>
         <w:spacing w:after="0" w:line="240" w:lineRule="auto"/>
-        <w:rPr>
-          <w:rFonts w:ascii="Consolas" w:hAnsi="Consolas" w:cs="Consolas" w:hint="eastAsia"/>
-          <w:sz w:val="18"/>
-          <w:szCs w:val="18"/>
-        </w:rPr>
-      </w:pPr>
-      <w:r>
         <w:rPr>
           <w:rFonts w:ascii="Consolas" w:hAnsi="Consolas" w:cs="Consolas"/>
           <w:sz w:val="18"/>
           <w:szCs w:val="18"/>
         </w:rPr>
-        <w:t xml:space="preserve">    "lastSyncStatus": "Success | Failed | Skipped",</w:t>
-      </w:r>
-    </w:p>
-    <w:p>
-      <w:pPr>
-        <w:shd w:val="clear" w:color="auto" w:fill="F2F2F2"/>
-        <w:spacing w:after="0" w:line="240" w:lineRule="auto"/>
-        <w:rPr>
-          <w:rFonts w:ascii="Consolas" w:hAnsi="Consolas" w:cs="Consolas" w:hint="eastAsia"/>
-          <w:sz w:val="18"/>
-          <w:szCs w:val="18"/>
-        </w:rPr>
       </w:pPr>
       <w:r>
         <w:rPr>
@@ -5961,37 +6006,18 @@
           <w:sz w:val="18"/>
           <w:szCs w:val="18"/>
         </w:rPr>
-        <w:t xml:space="preserve">    "lastSyncRecordCount": 46503,</w:t>
+        <w:t xml:space="preserve">    "enforcerName": "M365Gating",</w:t>
       </w:r>
     </w:p>
     <w:p>
       <w:pPr>
         <w:shd w:val="clear" w:color="auto" w:fill="F2F2F2"/>
         <w:spacing w:after="0" w:line="240" w:lineRule="auto"/>
-        <w:rPr>
-          <w:rFonts w:ascii="Consolas" w:hAnsi="Consolas" w:cs="Consolas" w:hint="eastAsia"/>
-          <w:sz w:val="18"/>
-          <w:szCs w:val="18"/>
-        </w:rPr>
-      </w:pPr>
-      <w:r>
         <w:rPr>
           <w:rFonts w:ascii="Consolas" w:hAnsi="Consolas" w:cs="Consolas"/>
           <w:sz w:val="18"/>
           <w:szCs w:val="18"/>
         </w:rPr>
-        <w:t xml:space="preserve">    "lastSyncError": null</w:t>
-      </w:r>
-    </w:p>
-    <w:p>
-      <w:pPr>
-        <w:shd w:val="clear" w:color="auto" w:fill="F2F2F2"/>
-        <w:spacing w:after="0" w:line="240" w:lineRule="auto"/>
-        <w:rPr>
-          <w:rFonts w:ascii="Consolas" w:hAnsi="Consolas" w:cs="Consolas" w:hint="eastAsia"/>
-          <w:sz w:val="18"/>
-          <w:szCs w:val="18"/>
-        </w:rPr>
       </w:pPr>
       <w:r>
         <w:rPr>
@@ -5999,6 +6025,82 @@
           <w:sz w:val="18"/>
           <w:szCs w:val="18"/>
         </w:rPr>
+        <w:t xml:space="preserve">    "lastSyncTimestamp": "2026-03-27T14:00:00Z",</w:t>
+      </w:r>
+    </w:p>
+    <w:p>
+      <w:pPr>
+        <w:shd w:val="clear" w:color="auto" w:fill="F2F2F2"/>
+        <w:spacing w:after="0" w:line="240" w:lineRule="auto"/>
+        <w:rPr>
+          <w:rFonts w:ascii="Consolas" w:hAnsi="Consolas" w:cs="Consolas"/>
+          <w:sz w:val="18"/>
+          <w:szCs w:val="18"/>
+        </w:rPr>
+      </w:pPr>
+      <w:r>
+        <w:rPr>
+          <w:rFonts w:ascii="Consolas" w:hAnsi="Consolas" w:cs="Consolas"/>
+          <w:sz w:val="18"/>
+          <w:szCs w:val="18"/>
+        </w:rPr>
+        <w:t xml:space="preserve">    "lastSyncStatus": "Success | Failed | Skipped",</w:t>
+      </w:r>
+    </w:p>
+    <w:p>
+      <w:pPr>
+        <w:shd w:val="clear" w:color="auto" w:fill="F2F2F2"/>
+        <w:spacing w:after="0" w:line="240" w:lineRule="auto"/>
+        <w:rPr>
+          <w:rFonts w:ascii="Consolas" w:hAnsi="Consolas" w:cs="Consolas"/>
+          <w:sz w:val="18"/>
+          <w:szCs w:val="18"/>
+        </w:rPr>
+      </w:pPr>
+      <w:r>
+        <w:rPr>
+          <w:rFonts w:ascii="Consolas" w:hAnsi="Consolas" w:cs="Consolas"/>
+          <w:sz w:val="18"/>
+          <w:szCs w:val="18"/>
+        </w:rPr>
+        <w:t xml:space="preserve">    "lastSyncRecordCount": 46503,</w:t>
+      </w:r>
+    </w:p>
+    <w:p>
+      <w:pPr>
+        <w:shd w:val="clear" w:color="auto" w:fill="F2F2F2"/>
+        <w:spacing w:after="0" w:line="240" w:lineRule="auto"/>
+        <w:rPr>
+          <w:rFonts w:ascii="Consolas" w:hAnsi="Consolas" w:cs="Consolas"/>
+          <w:sz w:val="18"/>
+          <w:szCs w:val="18"/>
+        </w:rPr>
+      </w:pPr>
+      <w:r>
+        <w:rPr>
+          <w:rFonts w:ascii="Consolas" w:hAnsi="Consolas" w:cs="Consolas"/>
+          <w:sz w:val="18"/>
+          <w:szCs w:val="18"/>
+        </w:rPr>
+        <w:t xml:space="preserve">    "lastSyncError": null</w:t>
+      </w:r>
+    </w:p>
+    <w:p>
+      <w:pPr>
+        <w:shd w:val="clear" w:color="auto" w:fill="F2F2F2"/>
+        <w:spacing w:after="0" w:line="240" w:lineRule="auto"/>
+        <w:rPr>
+          <w:rFonts w:ascii="Consolas" w:hAnsi="Consolas" w:cs="Consolas"/>
+          <w:sz w:val="18"/>
+          <w:szCs w:val="18"/>
+        </w:rPr>
+      </w:pPr>
+      <w:r>
+        <w:rPr>
+          <w:rFonts w:ascii="Consolas" w:hAnsi="Consolas" w:cs="Consolas"/>
+          <w:sz w:val="18"/>
+          <w:szCs w:val="18"/>
+        </w:rPr>
         <w:t>}</w:t>
       </w:r>
     </w:p>
@@ -6046,29 +6148,10 @@
         <w:shd w:val="clear" w:color="auto" w:fill="F2F2F2"/>
         <w:spacing w:after="0" w:line="240" w:lineRule="auto"/>
         <w:rPr>
-          <w:rFonts w:ascii="Consolas" w:hAnsi="Consolas" w:cs="Consolas" w:hint="eastAsia"/>
-          <w:sz w:val="18"/>
-          <w:szCs w:val="18"/>
-        </w:rPr>
-      </w:pPr>
-      <w:r>
-        <w:rPr>
           <w:rFonts w:ascii="Consolas" w:hAnsi="Consolas" w:cs="Consolas"/>
           <w:sz w:val="18"/>
           <w:szCs w:val="18"/>
         </w:rPr>
-        <w:t>{</w:t>
-      </w:r>
-    </w:p>
-    <w:p>
-      <w:pPr>
-        <w:shd w:val="clear" w:color="auto" w:fill="F2F2F2"/>
-        <w:spacing w:after="0" w:line="240" w:lineRule="auto"/>
-        <w:rPr>
-          <w:rFonts w:ascii="Consolas" w:hAnsi="Consolas" w:cs="Consolas" w:hint="eastAsia"/>
-          <w:sz w:val="18"/>
-          <w:szCs w:val="18"/>
-        </w:rPr>
       </w:pPr>
       <w:r>
         <w:rPr>
@@ -6076,37 +6159,18 @@
           <w:sz w:val="18"/>
           <w:szCs w:val="18"/>
         </w:rPr>
-        <w:t xml:space="preserve">    "QueryText": "RuleExecutionMetrics | order by InsertedAt desc",</w:t>
+        <w:t>{</w:t>
       </w:r>
     </w:p>
     <w:p>
       <w:pPr>
         <w:shd w:val="clear" w:color="auto" w:fill="F2F2F2"/>
         <w:spacing w:after="0" w:line="240" w:lineRule="auto"/>
-        <w:rPr>
-          <w:rFonts w:ascii="Consolas" w:hAnsi="Consolas" w:cs="Consolas" w:hint="eastAsia"/>
-          <w:sz w:val="18"/>
-          <w:szCs w:val="18"/>
-        </w:rPr>
-      </w:pPr>
-      <w:r>
         <w:rPr>
           <w:rFonts w:ascii="Consolas" w:hAnsi="Consolas" w:cs="Consolas"/>
           <w:sz w:val="18"/>
           <w:szCs w:val="18"/>
         </w:rPr>
-        <w:t xml:space="preserve">    "TimestampColumn": "InsertedAt",</w:t>
-      </w:r>
-    </w:p>
-    <w:p>
-      <w:pPr>
-        <w:shd w:val="clear" w:color="auto" w:fill="F2F2F2"/>
-        <w:spacing w:after="0" w:line="240" w:lineRule="auto"/>
-        <w:rPr>
-          <w:rFonts w:ascii="Consolas" w:hAnsi="Consolas" w:cs="Consolas" w:hint="eastAsia"/>
-          <w:sz w:val="18"/>
-          <w:szCs w:val="18"/>
-        </w:rPr>
       </w:pPr>
       <w:r>
         <w:rPr>
@@ -6114,37 +6178,18 @@
           <w:sz w:val="18"/>
           <w:szCs w:val="18"/>
         </w:rPr>
-        <w:t xml:space="preserve">    "ChunkDuration": "PT1H",</w:t>
+        <w:t xml:space="preserve">    "QueryText": "RuleExecutionMetrics | order by InsertedAt desc",</w:t>
       </w:r>
     </w:p>
     <w:p>
       <w:pPr>
         <w:shd w:val="clear" w:color="auto" w:fill="F2F2F2"/>
         <w:spacing w:after="0" w:line="240" w:lineRule="auto"/>
-        <w:rPr>
-          <w:rFonts w:ascii="Consolas" w:hAnsi="Consolas" w:cs="Consolas" w:hint="eastAsia"/>
-          <w:sz w:val="18"/>
-          <w:szCs w:val="18"/>
-        </w:rPr>
-      </w:pPr>
-      <w:r>
         <w:rPr>
           <w:rFonts w:ascii="Consolas" w:hAnsi="Consolas" w:cs="Consolas"/>
           <w:sz w:val="18"/>
           <w:szCs w:val="18"/>
         </w:rPr>
-        <w:t xml:space="preserve">    "MaxMemoryThreshold": 52428800,</w:t>
-      </w:r>
-    </w:p>
-    <w:p>
-      <w:pPr>
-        <w:shd w:val="clear" w:color="auto" w:fill="F2F2F2"/>
-        <w:spacing w:after="0" w:line="240" w:lineRule="auto"/>
-        <w:rPr>
-          <w:rFonts w:ascii="Consolas" w:hAnsi="Consolas" w:cs="Consolas" w:hint="eastAsia"/>
-          <w:sz w:val="18"/>
-          <w:szCs w:val="18"/>
-        </w:rPr>
       </w:pPr>
       <w:r>
         <w:rPr>
@@ -6152,7 +6197,7 @@
           <w:sz w:val="18"/>
           <w:szCs w:val="18"/>
         </w:rPr>
-        <w:t xml:space="preserve">    "Parameters": {}</w:t>
+        <w:t xml:space="preserve">    "TimestampColumn": "InsertedAt",</w:t>
       </w:r>
     </w:p>
     <w:p>
@@ -6160,7 +6205,64 @@
         <w:shd w:val="clear" w:color="auto" w:fill="F2F2F2"/>
         <w:spacing w:after="0" w:line="240" w:lineRule="auto"/>
         <w:rPr>
-          <w:rFonts w:ascii="Consolas" w:hAnsi="Consolas" w:cs="Consolas" w:hint="eastAsia"/>
+          <w:rFonts w:ascii="Consolas" w:hAnsi="Consolas" w:cs="Consolas"/>
+          <w:sz w:val="18"/>
+          <w:szCs w:val="18"/>
+        </w:rPr>
+      </w:pPr>
+      <w:r>
+        <w:rPr>
+          <w:rFonts w:ascii="Consolas" w:hAnsi="Consolas" w:cs="Consolas"/>
+          <w:sz w:val="18"/>
+          <w:szCs w:val="18"/>
+        </w:rPr>
+        <w:t xml:space="preserve">    "ChunkDuration": "PT1H",</w:t>
+      </w:r>
+    </w:p>
+    <w:p>
+      <w:pPr>
+        <w:shd w:val="clear" w:color="auto" w:fill="F2F2F2"/>
+        <w:spacing w:after="0" w:line="240" w:lineRule="auto"/>
+        <w:rPr>
+          <w:rFonts w:ascii="Consolas" w:hAnsi="Consolas" w:cs="Consolas"/>
+          <w:sz w:val="18"/>
+          <w:szCs w:val="18"/>
+        </w:rPr>
+      </w:pPr>
+      <w:r>
+        <w:rPr>
+          <w:rFonts w:ascii="Consolas" w:hAnsi="Consolas" w:cs="Consolas"/>
+          <w:sz w:val="18"/>
+          <w:szCs w:val="18"/>
+        </w:rPr>
+        <w:t xml:space="preserve">    "MaxMemoryThreshold": 52428800,</w:t>
+      </w:r>
+    </w:p>
+    <w:p>
+      <w:pPr>
+        <w:shd w:val="clear" w:color="auto" w:fill="F2F2F2"/>
+        <w:spacing w:after="0" w:line="240" w:lineRule="auto"/>
+        <w:rPr>
+          <w:rFonts w:ascii="Consolas" w:hAnsi="Consolas" w:cs="Consolas"/>
+          <w:sz w:val="18"/>
+          <w:szCs w:val="18"/>
+        </w:rPr>
+      </w:pPr>
+      <w:r>
+        <w:rPr>
+          <w:rFonts w:ascii="Consolas" w:hAnsi="Consolas" w:cs="Consolas"/>
+          <w:sz w:val="18"/>
+          <w:szCs w:val="18"/>
+        </w:rPr>
+        <w:t xml:space="preserve">    "Parameters": {}</w:t>
+      </w:r>
+    </w:p>
+    <w:p>
+      <w:pPr>
+        <w:shd w:val="clear" w:color="auto" w:fill="F2F2F2"/>
+        <w:spacing w:after="0" w:line="240" w:lineRule="auto"/>
+        <w:rPr>
+          <w:rFonts w:ascii="Consolas" w:hAnsi="Consolas" w:cs="Consolas"/>
           <w:sz w:val="18"/>
           <w:szCs w:val="18"/>
         </w:rPr>
@@ -7621,7 +7723,7 @@
         <w:pStyle w:val="ListParagraph"/>
         <w:numPr>
           <w:ilvl w:val="0"/>
-          <w:numId w:val="37"/>
+          <w:numId w:val="38"/>
         </w:numPr>
       </w:pPr>
       <w:r>
@@ -7636,7 +7738,7 @@
         <w:pStyle w:val="ListParagraph"/>
         <w:numPr>
           <w:ilvl w:val="0"/>
-          <w:numId w:val="37"/>
+          <w:numId w:val="38"/>
         </w:numPr>
       </w:pPr>
       <w:r>
@@ -7651,7 +7753,7 @@
         <w:pStyle w:val="ListParagraph"/>
         <w:numPr>
           <w:ilvl w:val="0"/>
-          <w:numId w:val="37"/>
+          <w:numId w:val="38"/>
         </w:numPr>
       </w:pPr>
       <w:r>
@@ -7684,7 +7786,7 @@
         <w:pStyle w:val="ListParagraph"/>
         <w:numPr>
           <w:ilvl w:val="0"/>
-          <w:numId w:val="37"/>
+          <w:numId w:val="38"/>
         </w:numPr>
       </w:pPr>
       <w:r>
@@ -7699,7 +7801,7 @@
         <w:pStyle w:val="ListParagraph"/>
         <w:numPr>
           <w:ilvl w:val="0"/>
-          <w:numId w:val="37"/>
+          <w:numId w:val="38"/>
         </w:numPr>
       </w:pPr>
       <w:r>
@@ -8489,6 +8591,7 @@
       </w:tr>
     </w:tbl>
     <w:p>
+      <w:commentRangeStart w:id="15"/>
       <w:r>
         <w:rPr>
           <w:rFonts w:ascii="Calibri" w:eastAsia="Calibri" w:hAnsi="Calibri" w:cs="Calibri"/>
@@ -8511,7 +8614,7 @@
         <w:pStyle w:val="ListParagraph"/>
         <w:numPr>
           <w:ilvl w:val="0"/>
-          <w:numId w:val="37"/>
+          <w:numId w:val="38"/>
         </w:numPr>
       </w:pPr>
       <w:r>
@@ -8526,7 +8629,7 @@
         <w:pStyle w:val="ListParagraph"/>
         <w:numPr>
           <w:ilvl w:val="0"/>
-          <w:numId w:val="37"/>
+          <w:numId w:val="38"/>
         </w:numPr>
       </w:pPr>
       <w:r>
@@ -8535,8 +8638,18 @@
         </w:rPr>
         <w:t>Alert: Fire warning when PeakMemoryBytes exceeds 70% of MaxMemoryThreshold for any data source.</w:t>
       </w:r>
-    </w:p>
-    <w:p>
+      <w:commentRangeEnd w:id="15"/>
+      <w:r>
+        <w:rPr>
+          <w:rStyle w:val="CommentReference"/>
+          <w:sz w:val="22"/>
+          <w:szCs w:val="22"/>
+        </w:rPr>
+        <w:commentReference w:id="15"/>
+      </w:r>
+    </w:p>
+    <w:p>
+      <w:commentRangeStart w:id="16"/>
       <w:r>
         <w:rPr>
           <w:rFonts w:ascii="Calibri" w:eastAsia="Calibri" w:hAnsi="Calibri" w:cs="Calibri"/>
@@ -8559,7 +8672,7 @@
         <w:pStyle w:val="ListParagraph"/>
         <w:numPr>
           <w:ilvl w:val="0"/>
-          <w:numId w:val="37"/>
+          <w:numId w:val="38"/>
         </w:numPr>
       </w:pPr>
       <w:r>
@@ -8574,7 +8687,7 @@
         <w:pStyle w:val="ListParagraph"/>
         <w:numPr>
           <w:ilvl w:val="0"/>
-          <w:numId w:val="37"/>
+          <w:numId w:val="38"/>
         </w:numPr>
       </w:pPr>
       <w:r>
@@ -8583,8 +8696,18 @@
         </w:rPr>
         <w:t>Alert: Fire when end-to-end latency exceeds a threshold (e.g., &gt;24 hours).</w:t>
       </w:r>
-    </w:p>
-    <w:p>
+      <w:commentRangeEnd w:id="16"/>
+      <w:r>
+        <w:rPr>
+          <w:rStyle w:val="CommentReference"/>
+          <w:sz w:val="22"/>
+          <w:szCs w:val="22"/>
+        </w:rPr>
+        <w:commentReference w:id="16"/>
+      </w:r>
+    </w:p>
+    <w:p>
+      <w:commentRangeStart w:id="17"/>
       <w:r>
         <w:rPr>
           <w:rFonts w:ascii="Calibri" w:eastAsia="Calibri" w:hAnsi="Calibri" w:cs="Calibri"/>
@@ -8607,7 +8730,7 @@
         <w:pStyle w:val="ListParagraph"/>
         <w:numPr>
           <w:ilvl w:val="0"/>
-          <w:numId w:val="37"/>
+          <w:numId w:val="38"/>
         </w:numPr>
       </w:pPr>
       <w:r>
@@ -8622,14 +8745,30 @@
         <w:pStyle w:val="ListParagraph"/>
         <w:numPr>
           <w:ilvl w:val="0"/>
-          <w:numId w:val="37"/>
+          <w:numId w:val="38"/>
         </w:numPr>
       </w:pPr>
       <w:r>
         <w:rPr>
           <w:rFonts w:ascii="Calibri" w:eastAsia="Calibri" w:hAnsi="Calibri" w:cs="Calibri"/>
         </w:rPr>
-        <w:t>Alert: Fire at 3 consecutive failures. Escalate severity at 5+ consecutive failures.</w:t>
+        <w:t>Alert: Fire at 3 consecutive failures. Escalate severity at 5+ consecutive failures</w:t>
+      </w:r>
+      <w:commentRangeEnd w:id="17"/>
+      <w:r>
+        <w:rPr>
+          <w:rStyle w:val="CommentReference"/>
+          <w:rFonts w:ascii="Calibri" w:eastAsia="Calibri" w:hAnsi="Calibri" w:cs="Calibri"/>
+          <w:sz w:val="22"/>
+          <w:szCs w:val="22"/>
+        </w:rPr>
+        <w:commentReference w:id="17"/>
+      </w:r>
+      <w:r>
+        <w:rPr>
+          <w:rFonts w:ascii="Calibri" w:eastAsia="Calibri" w:hAnsi="Calibri" w:cs="Calibri"/>
+        </w:rPr>
+        <w:t>.</w:t>
       </w:r>
     </w:p>
     <w:p>
@@ -9449,11 +9588,11 @@
       <w:pPr>
         <w:pStyle w:val="Heading2"/>
       </w:pPr>
-      <w:bookmarkStart w:id="15" w:name="_Toc1147554534"/>
+      <w:bookmarkStart w:id="18" w:name="_Toc1147554534"/>
       <w:r>
         <w:t>Flighting &amp; Roll-out Strategy</w:t>
       </w:r>
-      <w:bookmarkEnd w:id="15"/>
+      <w:bookmarkEnd w:id="18"/>
     </w:p>
     <w:p>
       <w:pPr>
@@ -9468,9 +9607,10 @@
         <w:pStyle w:val="ListParagraph"/>
         <w:numPr>
           <w:ilvl w:val="0"/>
-          <w:numId w:val="15"/>
+          <w:numId w:val="39"/>
         </w:numPr>
       </w:pPr>
+      <w:commentRangeStart w:id="19"/>
       <w:r>
         <w:rPr>
           <w:rFonts w:ascii="Calibri" w:eastAsia="Calibri" w:hAnsi="Calibri" w:cs="Calibri"/>
@@ -9483,7 +9623,7 @@
         <w:pStyle w:val="ListParagraph"/>
         <w:numPr>
           <w:ilvl w:val="0"/>
-          <w:numId w:val="15"/>
+          <w:numId w:val="39"/>
         </w:numPr>
       </w:pPr>
       <w:r>
@@ -9498,7 +9638,7 @@
         <w:pStyle w:val="ListParagraph"/>
         <w:numPr>
           <w:ilvl w:val="0"/>
-          <w:numId w:val="15"/>
+          <w:numId w:val="39"/>
         </w:numPr>
       </w:pPr>
       <w:r>
@@ -9521,7 +9661,7 @@
         <w:pStyle w:val="ListParagraph"/>
         <w:numPr>
           <w:ilvl w:val="0"/>
-          <w:numId w:val="37"/>
+          <w:numId w:val="38"/>
         </w:numPr>
       </w:pPr>
       <w:r>
@@ -9536,7 +9676,7 @@
         <w:pStyle w:val="ListParagraph"/>
         <w:numPr>
           <w:ilvl w:val="0"/>
-          <w:numId w:val="37"/>
+          <w:numId w:val="38"/>
         </w:numPr>
       </w:pPr>
       <w:r>
@@ -9551,7 +9691,7 @@
         <w:pStyle w:val="ListParagraph"/>
         <w:numPr>
           <w:ilvl w:val="0"/>
-          <w:numId w:val="37"/>
+          <w:numId w:val="38"/>
         </w:numPr>
       </w:pPr>
       <w:r>
@@ -9560,23 +9700,32 @@
         </w:rPr>
         <w:t>Feature flag: EnableTimerDataCollectorFunction / EnableHttpDataCollectorFunction can disable the collector entirely if needed.</w:t>
       </w:r>
+      <w:commentRangeEnd w:id="19"/>
+      <w:r>
+        <w:rPr>
+          <w:rStyle w:val="CommentReference"/>
+          <w:sz w:val="22"/>
+          <w:szCs w:val="22"/>
+        </w:rPr>
+        <w:commentReference w:id="19"/>
+      </w:r>
     </w:p>
     <w:p>
       <w:pPr>
         <w:pStyle w:val="Heading1"/>
       </w:pPr>
-      <w:bookmarkStart w:id="16" w:name="_Toc130923454"/>
+      <w:bookmarkStart w:id="20" w:name="_Toc130923454"/>
       <w:r>
         <w:t>Open Questions</w:t>
       </w:r>
-      <w:bookmarkEnd w:id="16"/>
+      <w:bookmarkEnd w:id="20"/>
     </w:p>
     <w:p>
       <w:pPr>
         <w:pStyle w:val="ListParagraph"/>
         <w:numPr>
           <w:ilvl w:val="0"/>
-          <w:numId w:val="15"/>
+          <w:numId w:val="40"/>
         </w:numPr>
       </w:pPr>
       <w:r>
@@ -9584,6 +9733,12 @@
           <w:rFonts w:ascii="Calibri" w:eastAsia="Calibri" w:hAnsi="Calibri" w:cs="Calibri"/>
         </w:rPr>
         <w:t>What is the Kusto retention policy on m365gating-kusto-prod? This determines the maximum backlog that can be recovered.</w:t>
+      </w:r>
+      <w:r>
+        <w:rPr>
+          <w:rFonts w:ascii="Calibri" w:eastAsia="Calibri" w:hAnsi="Calibri" w:cs="Calibri"/>
+        </w:rPr>
+        <w:t xml:space="preserve"> -&gt; 550 days</w:t>
       </w:r>
     </w:p>
     <w:p>
@@ -9591,7 +9746,7 @@
         <w:pStyle w:val="ListParagraph"/>
         <w:numPr>
           <w:ilvl w:val="0"/>
-          <w:numId w:val="15"/>
+          <w:numId w:val="40"/>
         </w:numPr>
       </w:pPr>
       <w:r>
@@ -9607,7 +9762,7 @@
         <w:pStyle w:val="ListParagraph"/>
         <w:numPr>
           <w:ilvl w:val="0"/>
-          <w:numId w:val="15"/>
+          <w:numId w:val="40"/>
         </w:numPr>
       </w:pPr>
       <w:r>
@@ -9621,18 +9776,18 @@
       <w:pPr>
         <w:pStyle w:val="Heading1"/>
       </w:pPr>
-      <w:bookmarkStart w:id="17" w:name="_Toc859207234"/>
+      <w:bookmarkStart w:id="21" w:name="_Toc859207234"/>
       <w:r>
         <w:t>AI Assistance in Design</w:t>
       </w:r>
-      <w:bookmarkEnd w:id="17"/>
+      <w:bookmarkEnd w:id="21"/>
     </w:p>
     <w:p>
       <w:pPr>
         <w:pStyle w:val="ListParagraph"/>
         <w:numPr>
           <w:ilvl w:val="0"/>
-          <w:numId w:val="37"/>
+          <w:numId w:val="38"/>
         </w:numPr>
       </w:pPr>
       <w:r>
@@ -9647,7 +9802,7 @@
         <w:pStyle w:val="ListParagraph"/>
         <w:numPr>
           <w:ilvl w:val="0"/>
-          <w:numId w:val="37"/>
+          <w:numId w:val="38"/>
         </w:numPr>
       </w:pPr>
       <w:r>
@@ -9662,7 +9817,7 @@
         <w:pStyle w:val="ListParagraph"/>
         <w:numPr>
           <w:ilvl w:val="0"/>
-          <w:numId w:val="37"/>
+          <w:numId w:val="38"/>
         </w:numPr>
       </w:pPr>
       <w:r>
@@ -9677,7 +9832,7 @@
         <w:pStyle w:val="ListParagraph"/>
         <w:numPr>
           <w:ilvl w:val="0"/>
-          <w:numId w:val="37"/>
+          <w:numId w:val="38"/>
         </w:numPr>
       </w:pPr>
       <w:r>
@@ -9691,11 +9846,11 @@
       <w:pPr>
         <w:pStyle w:val="Heading1"/>
       </w:pPr>
-      <w:bookmarkStart w:id="18" w:name="_Toc1535443757"/>
+      <w:bookmarkStart w:id="22" w:name="_Toc1535443757"/>
       <w:r>
         <w:t>References</w:t>
       </w:r>
-      <w:bookmarkEnd w:id="18"/>
+      <w:bookmarkEnd w:id="22"/>
     </w:p>
     <w:p>
       <w:pPr>
@@ -9746,11 +9901,11 @@
       <w:pPr>
         <w:pStyle w:val="Heading1"/>
       </w:pPr>
-      <w:bookmarkStart w:id="19" w:name="_Toc731621185"/>
+      <w:bookmarkStart w:id="23" w:name="_Toc731621185"/>
       <w:r>
         <w:t>Appendix</w:t>
       </w:r>
-      <w:bookmarkEnd w:id="19"/>
+      <w:bookmarkEnd w:id="23"/>
     </w:p>
     <w:p>
       <w:pPr>
@@ -9787,7 +9942,7 @@
         <w:pStyle w:val="ListParagraph"/>
         <w:numPr>
           <w:ilvl w:val="0"/>
-          <w:numId w:val="37"/>
+          <w:numId w:val="38"/>
         </w:numPr>
       </w:pPr>
       <w:r>
@@ -9802,7 +9957,7 @@
         <w:pStyle w:val="ListParagraph"/>
         <w:numPr>
           <w:ilvl w:val="0"/>
-          <w:numId w:val="37"/>
+          <w:numId w:val="38"/>
         </w:numPr>
       </w:pPr>
       <w:r>
@@ -9817,7 +9972,7 @@
         <w:pStyle w:val="ListParagraph"/>
         <w:numPr>
           <w:ilvl w:val="0"/>
-          <w:numId w:val="37"/>
+          <w:numId w:val="38"/>
         </w:numPr>
       </w:pPr>
       <w:r>
@@ -9862,7 +10017,7 @@
         <w:pStyle w:val="ListParagraph"/>
         <w:numPr>
           <w:ilvl w:val="0"/>
-          <w:numId w:val="37"/>
+          <w:numId w:val="38"/>
         </w:numPr>
       </w:pPr>
       <w:r>
@@ -9877,7 +10032,7 @@
         <w:pStyle w:val="ListParagraph"/>
         <w:numPr>
           <w:ilvl w:val="0"/>
-          <w:numId w:val="37"/>
+          <w:numId w:val="38"/>
         </w:numPr>
       </w:pPr>
       <w:r>
@@ -9892,7 +10047,7 @@
         <w:pStyle w:val="ListParagraph"/>
         <w:numPr>
           <w:ilvl w:val="0"/>
-          <w:numId w:val="37"/>
+          <w:numId w:val="38"/>
         </w:numPr>
       </w:pPr>
       <w:r>
@@ -9937,7 +10092,7 @@
         <w:pStyle w:val="ListParagraph"/>
         <w:numPr>
           <w:ilvl w:val="0"/>
-          <w:numId w:val="37"/>
+          <w:numId w:val="38"/>
         </w:numPr>
       </w:pPr>
       <w:r>
@@ -9952,7 +10107,7 @@
         <w:pStyle w:val="ListParagraph"/>
         <w:numPr>
           <w:ilvl w:val="0"/>
-          <w:numId w:val="37"/>
+          <w:numId w:val="38"/>
         </w:numPr>
       </w:pPr>
       <w:r>
@@ -9968,7 +10123,7 @@
         <w:pStyle w:val="ListParagraph"/>
         <w:numPr>
           <w:ilvl w:val="0"/>
-          <w:numId w:val="37"/>
+          <w:numId w:val="38"/>
         </w:numPr>
       </w:pPr>
       <w:r>
@@ -9979,9 +10134,9 @@
       </w:r>
     </w:p>
     <w:sectPr>
-      <w:footerReference w:type="even" r:id="rId13"/>
-      <w:footerReference w:type="default" r:id="rId14"/>
-      <w:footerReference w:type="first" r:id="rId15"/>
+      <w:footerReference w:type="even" r:id="rId17"/>
+      <w:footerReference w:type="default" r:id="rId18"/>
+      <w:footerReference w:type="first" r:id="rId19"/>
       <w:pgSz w:w="12240" w:h="15840"/>
       <w:pgMar w:top="540" w:right="1440" w:bottom="1440" w:left="1440" w:header="720" w:footer="720" w:gutter="0"/>
       <w:cols w:space="720"/>
@@ -9989,6 +10144,237 @@
     </w:sectPr>
   </w:body>
 </w:document>
+</file>
+
+<file path=word/comments.xml><?xml version="1.0" encoding="utf-8"?>
+<w:comments xmlns:wpc="http://schemas.microsoft.com/office/word/2010/wordprocessingCanvas" xmlns:cx="http://schemas.microsoft.com/office/drawing/2014/chartex" xmlns:cx1="http://schemas.microsoft.com/office/drawing/2015/9/8/chartex" xmlns:cx2="http://schemas.microsoft.com/office/drawing/2015/10/21/chartex" xmlns:cx3="http://schemas.microsoft.com/office/drawing/2016/5/9/chartex" xmlns:cx4="http://schemas.microsoft.com/office/drawing/2016/5/10/chartex" xmlns:cx5="http://schemas.microsoft.com/office/drawing/2016/5/11/chartex" xmlns:cx6="http://schemas.microsoft.com/office/drawing/2016/5/12/chartex" xmlns:cx7="http://schemas.microsoft.com/office/drawing/2016/5/13/chartex" xmlns:cx8="http://schemas.microsoft.com/office/drawing/2016/5/14/chartex" xmlns:mc="http://schemas.openxmlformats.org/markup-compatibility/2006" xmlns:aink="http://schemas.microsoft.com/office/drawing/2016/ink" xmlns:am3d="http://schemas.microsoft.com/office/drawing/2017/model3d" xmlns:o="urn:schemas-microsoft-com:office:office" xmlns:oel="http://schemas.microsoft.com/office/2019/extlst" xmlns:r="http://schemas.openxmlformats.org/officeDocument/2006/relationships" xmlns:m="http://schemas.openxmlformats.org/officeDocument/2006/math" xmlns:v="urn:schemas-microsoft-com:vml" xmlns:wp14="http://schemas.microsoft.com/office/word/2010/wordprocessingDrawing" xmlns:wp="http://schemas.openxmlformats.org/drawingml/2006/wordprocessingDrawing" xmlns:w10="urn:schemas-microsoft-com:office:word" xmlns:w="http://schemas.openxmlformats.org/wordprocessingml/2006/main" xmlns:w14="http://schemas.microsoft.com/office/word/2010/wordml" xmlns:w15="http://schemas.microsoft.com/office/word/2012/wordml" xmlns:w16cex="http://schemas.microsoft.com/office/word/2018/wordml/cex" xmlns:w16cid="http://schemas.microsoft.com/office/word/2016/wordml/cid" xmlns:w16="http://schemas.microsoft.com/office/word/2018/wordml" xmlns:w16du="http://schemas.microsoft.com/office/word/2023/wordml/word16du" xmlns:w16sdtdh="http://schemas.microsoft.com/office/word/2020/wordml/sdtdatahash" xmlns:w16sdtfl="http://schemas.microsoft.com/office/word/2024/wordml/sdtformatlock" xmlns:w16se="http://schemas.microsoft.com/office/word/2015/wordml/symex" xmlns:wpg="http://schemas.microsoft.com/office/word/2010/wordprocessingGroup" xmlns:wpi="http://schemas.microsoft.com/office/word/2010/wordprocessingInk" xmlns:wne="http://schemas.microsoft.com/office/word/2006/wordml" xmlns:wps="http://schemas.microsoft.com/office/word/2010/wordprocessingShape" mc:Ignorable="w14 w15 w16se w16cid w16 w16cex w16sdtdh w16sdtfl w16du wp14">
+  <w:comment w:id="15" w:author="Anirudh Kaushik" w:date="2026-04-07T10:53:00Z" w:initials="AK">
+    <w:p>
+      <w:pPr>
+        <w:pStyle w:val="CommentText"/>
+      </w:pPr>
+      <w:r>
+        <w:rPr>
+          <w:rStyle w:val="CommentReference"/>
+        </w:rPr>
+        <w:annotationRef/>
+      </w:r>
+      <w:r>
+        <w:rPr>
+          <w:noProof/>
+          <w14:ligatures w14:val="standardContextual"/>
+        </w:rPr>
+        <w:drawing>
+          <wp:inline distT="0" distB="0" distL="0" distR="0" wp14:anchorId="7C0264E7" wp14:editId="66712567">
+            <wp:extent cx="5943600" cy="1365250"/>
+            <wp:effectExtent l="0" t="0" r="0" b="6350"/>
+            <wp:docPr id="1402231340" name="Picture 4" descr="Image"/>
+            <wp:cNvGraphicFramePr>
+              <a:graphicFrameLocks xmlns:a="http://schemas.openxmlformats.org/drawingml/2006/main" noChangeAspect="1"/>
+            </wp:cNvGraphicFramePr>
+            <a:graphic xmlns:a="http://schemas.openxmlformats.org/drawingml/2006/main">
+              <a:graphicData uri="http://schemas.openxmlformats.org/drawingml/2006/picture">
+                <pic:pic xmlns:pic="http://schemas.openxmlformats.org/drawingml/2006/picture">
+                  <pic:nvPicPr>
+                    <pic:cNvPr id="1402231340" name="Picture 1402231340" descr="Image"/>
+                    <pic:cNvPicPr/>
+                  </pic:nvPicPr>
+                  <pic:blipFill>
+                    <a:blip r:embed="rId1">
+                      <a:extLst>
+                        <a:ext uri="{28A0092B-C50C-407E-A947-70E740481C1C}">
+                          <a14:useLocalDpi xmlns:a14="http://schemas.microsoft.com/office/drawing/2010/main" val="0"/>
+                        </a:ext>
+                      </a:extLst>
+                    </a:blip>
+                    <a:stretch>
+                      <a:fillRect/>
+                    </a:stretch>
+                  </pic:blipFill>
+                  <pic:spPr>
+                    <a:xfrm>
+                      <a:off x="0" y="0"/>
+                      <a:ext cx="5943600" cy="1365250"/>
+                    </a:xfrm>
+                    <a:prstGeom prst="rect">
+                      <a:avLst/>
+                    </a:prstGeom>
+                  </pic:spPr>
+                </pic:pic>
+              </a:graphicData>
+            </a:graphic>
+          </wp:inline>
+        </w:drawing>
+      </w:r>
+    </w:p>
+  </w:comment>
+  <w:comment w:id="16" w:author="Anirudh Kaushik" w:date="2026-04-07T10:54:00Z" w:initials="AK">
+    <w:p>
+      <w:pPr>
+        <w:pStyle w:val="CommentText"/>
+      </w:pPr>
+      <w:r>
+        <w:rPr>
+          <w:rStyle w:val="CommentReference"/>
+        </w:rPr>
+        <w:annotationRef/>
+      </w:r>
+      <w:r>
+        <w:rPr>
+          <w:noProof/>
+          <w14:ligatures w14:val="standardContextual"/>
+        </w:rPr>
+        <w:drawing>
+          <wp:inline distT="0" distB="0" distL="0" distR="0" wp14:anchorId="16B53117" wp14:editId="55194518">
+            <wp:extent cx="5943600" cy="1147445"/>
+            <wp:effectExtent l="0" t="0" r="0" b="0"/>
+            <wp:docPr id="163482553" name="Picture 5" descr="Image"/>
+            <wp:cNvGraphicFramePr>
+              <a:graphicFrameLocks xmlns:a="http://schemas.openxmlformats.org/drawingml/2006/main" noChangeAspect="1"/>
+            </wp:cNvGraphicFramePr>
+            <a:graphic xmlns:a="http://schemas.openxmlformats.org/drawingml/2006/main">
+              <a:graphicData uri="http://schemas.openxmlformats.org/drawingml/2006/picture">
+                <pic:pic xmlns:pic="http://schemas.openxmlformats.org/drawingml/2006/picture">
+                  <pic:nvPicPr>
+                    <pic:cNvPr id="163482553" name="Picture 163482553" descr="Image"/>
+                    <pic:cNvPicPr/>
+                  </pic:nvPicPr>
+                  <pic:blipFill>
+                    <a:blip r:embed="rId2">
+                      <a:extLst>
+                        <a:ext uri="{28A0092B-C50C-407E-A947-70E740481C1C}">
+                          <a14:useLocalDpi xmlns:a14="http://schemas.microsoft.com/office/drawing/2010/main" val="0"/>
+                        </a:ext>
+                      </a:extLst>
+                    </a:blip>
+                    <a:stretch>
+                      <a:fillRect/>
+                    </a:stretch>
+                  </pic:blipFill>
+                  <pic:spPr>
+                    <a:xfrm>
+                      <a:off x="0" y="0"/>
+                      <a:ext cx="5943600" cy="1147445"/>
+                    </a:xfrm>
+                    <a:prstGeom prst="rect">
+                      <a:avLst/>
+                    </a:prstGeom>
+                  </pic:spPr>
+                </pic:pic>
+              </a:graphicData>
+            </a:graphic>
+          </wp:inline>
+        </w:drawing>
+      </w:r>
+    </w:p>
+  </w:comment>
+  <w:comment w:id="17" w:author="Anirudh Kaushik" w:date="2026-04-07T10:54:00Z" w:initials="AK">
+    <w:p>
+      <w:pPr>
+        <w:pStyle w:val="CommentText"/>
+      </w:pPr>
+      <w:r>
+        <w:rPr>
+          <w:rStyle w:val="CommentReference"/>
+        </w:rPr>
+        <w:annotationRef/>
+      </w:r>
+      <w:r>
+        <w:rPr>
+          <w:noProof/>
+          <w14:ligatures w14:val="standardContextual"/>
+        </w:rPr>
+        <w:drawing>
+          <wp:inline distT="0" distB="0" distL="0" distR="0" wp14:anchorId="190214EB" wp14:editId="2DA4AC03">
+            <wp:extent cx="5943600" cy="941705"/>
+            <wp:effectExtent l="0" t="0" r="0" b="0"/>
+            <wp:docPr id="981589839" name="Picture 6" descr="Image"/>
+            <wp:cNvGraphicFramePr>
+              <a:graphicFrameLocks xmlns:a="http://schemas.openxmlformats.org/drawingml/2006/main" noChangeAspect="1"/>
+            </wp:cNvGraphicFramePr>
+            <a:graphic xmlns:a="http://schemas.openxmlformats.org/drawingml/2006/main">
+              <a:graphicData uri="http://schemas.openxmlformats.org/drawingml/2006/picture">
+                <pic:pic xmlns:pic="http://schemas.openxmlformats.org/drawingml/2006/picture">
+                  <pic:nvPicPr>
+                    <pic:cNvPr id="981589839" name="Picture 981589839" descr="Image"/>
+                    <pic:cNvPicPr/>
+                  </pic:nvPicPr>
+                  <pic:blipFill>
+                    <a:blip r:embed="rId3">
+                      <a:extLst>
+                        <a:ext uri="{28A0092B-C50C-407E-A947-70E740481C1C}">
+                          <a14:useLocalDpi xmlns:a14="http://schemas.microsoft.com/office/drawing/2010/main" val="0"/>
+                        </a:ext>
+                      </a:extLst>
+                    </a:blip>
+                    <a:stretch>
+                      <a:fillRect/>
+                    </a:stretch>
+                  </pic:blipFill>
+                  <pic:spPr>
+                    <a:xfrm>
+                      <a:off x="0" y="0"/>
+                      <a:ext cx="5943600" cy="941705"/>
+                    </a:xfrm>
+                    <a:prstGeom prst="rect">
+                      <a:avLst/>
+                    </a:prstGeom>
+                  </pic:spPr>
+                </pic:pic>
+              </a:graphicData>
+            </a:graphic>
+          </wp:inline>
+        </w:drawing>
+      </w:r>
+    </w:p>
+  </w:comment>
+  <w:comment w:id="19" w:author="Anirudh Kaushik" w:date="2026-04-07T10:51:00Z" w:initials="AK">
+    <w:p>
+      <w:pPr>
+        <w:pStyle w:val="CommentText"/>
+      </w:pPr>
+      <w:r>
+        <w:rPr>
+          <w:rStyle w:val="CommentReference"/>
+        </w:rPr>
+        <w:annotationRef/>
+      </w:r>
+      <w:r>
+        <w:rPr>
+          <w:lang w:val="en-IN"/>
+        </w:rPr>
+        <w:t>Tentative. Current plan is only test -&gt; Prod</w:t>
+      </w:r>
+    </w:p>
+  </w:comment>
+</w:comments>
+</file>
+
+<file path=word/commentsExtended.xml><?xml version="1.0" encoding="utf-8"?>
+<w15:commentsEx xmlns:wpc="http://schemas.microsoft.com/office/word/2010/wordprocessingCanvas" xmlns:cx="http://schemas.microsoft.com/office/drawing/2014/chartex" xmlns:cx1="http://schemas.microsoft.com/office/drawing/2015/9/8/chartex" xmlns:cx2="http://schemas.microsoft.com/office/drawing/2015/10/21/chartex" xmlns:cx3="http://schemas.microsoft.com/office/drawing/2016/5/9/chartex" xmlns:cx4="http://schemas.microsoft.com/office/drawing/2016/5/10/chartex" xmlns:cx5="http://schemas.microsoft.com/office/drawing/2016/5/11/chartex" xmlns:cx6="http://schemas.microsoft.com/office/drawing/2016/5/12/chartex" xmlns:cx7="http://schemas.microsoft.com/office/drawing/2016/5/13/chartex" xmlns:cx8="http://schemas.microsoft.com/office/drawing/2016/5/14/chartex" xmlns:mc="http://schemas.openxmlformats.org/markup-compatibility/2006" xmlns:aink="http://schemas.microsoft.com/office/drawing/2016/ink" xmlns:am3d="http://schemas.microsoft.com/office/drawing/2017/model3d" xmlns:o="urn:schemas-microsoft-com:office:office" xmlns:oel="http://schemas.microsoft.com/office/2019/extlst" xmlns:r="http://schemas.openxmlformats.org/officeDocument/2006/relationships" xmlns:m="http://schemas.openxmlformats.org/officeDocument/2006/math" xmlns:v="urn:schemas-microsoft-com:vml" xmlns:wp14="http://schemas.microsoft.com/office/word/2010/wordprocessingDrawing" xmlns:wp="http://schemas.openxmlformats.org/drawingml/2006/wordprocessingDrawing" xmlns:w10="urn:schemas-microsoft-com:office:word" xmlns:w="http://schemas.openxmlformats.org/wordprocessingml/2006/main" xmlns:w14="http://schemas.microsoft.com/office/word/2010/wordml" xmlns:w15="http://schemas.microsoft.com/office/word/2012/wordml" xmlns:w16cex="http://schemas.microsoft.com/office/word/2018/wordml/cex" xmlns:w16cid="http://schemas.microsoft.com/office/word/2016/wordml/cid" xmlns:w16="http://schemas.microsoft.com/office/word/2018/wordml" xmlns:w16du="http://schemas.microsoft.com/office/word/2023/wordml/word16du" xmlns:w16sdtdh="http://schemas.microsoft.com/office/word/2020/wordml/sdtdatahash" xmlns:w16sdtfl="http://schemas.microsoft.com/office/word/2024/wordml/sdtformatlock" xmlns:w16se="http://schemas.microsoft.com/office/word/2015/wordml/symex" xmlns:wpg="http://schemas.microsoft.com/office/word/2010/wordprocessingGroup" xmlns:wpi="http://schemas.microsoft.com/office/word/2010/wordprocessingInk" xmlns:wne="http://schemas.microsoft.com/office/word/2006/wordml" xmlns:wps="http://schemas.microsoft.com/office/word/2010/wordprocessingShape" mc:Ignorable="w14 w15 w16se w16cid w16 w16cex w16sdtdh w16sdtfl w16du wp14">
+  <w15:commentEx w15:paraId="2485148D" w15:done="0"/>
+  <w15:commentEx w15:paraId="1DB4C61A" w15:done="0"/>
+  <w15:commentEx w15:paraId="457C82F5" w15:done="0"/>
+  <w15:commentEx w15:paraId="1AC84351" w15:done="0"/>
+</w15:commentsEx>
+</file>
+
+<file path=word/commentsExtensible.xml><?xml version="1.0" encoding="utf-8"?>
+<w16cex:commentsExtensible xmlns:wpc="http://schemas.microsoft.com/office/word/2010/wordprocessingCanvas" xmlns:cx="http://schemas.microsoft.com/office/drawing/2014/chartex" xmlns:cx1="http://schemas.microsoft.com/office/drawing/2015/9/8/chartex" xmlns:cx2="http://schemas.microsoft.com/office/drawing/2015/10/21/chartex" xmlns:cx3="http://schemas.microsoft.com/office/drawing/2016/5/9/chartex" xmlns:cx4="http://schemas.microsoft.com/office/drawing/2016/5/10/chartex" xmlns:cx5="http://schemas.microsoft.com/office/drawing/2016/5/11/chartex" xmlns:cx6="http://schemas.microsoft.com/office/drawing/2016/5/12/chartex" xmlns:cx7="http://schemas.microsoft.com/office/drawing/2016/5/13/chartex" xmlns:cx8="http://schemas.microsoft.com/office/drawing/2016/5/14/chartex" xmlns:cr="http://schemas.microsoft.com/office/comments/2020/reactions" xmlns:mc="http://schemas.openxmlformats.org/markup-compatibility/2006" xmlns:aink="http://schemas.microsoft.com/office/drawing/2016/ink" xmlns:am3d="http://schemas.microsoft.com/office/drawing/2017/model3d" xmlns:o="urn:schemas-microsoft-com:office:office" xmlns:oel="http://schemas.microsoft.com/office/2019/extlst" xmlns:r="http://schemas.openxmlformats.org/officeDocument/2006/relationships" xmlns:m="http://schemas.openxmlformats.org/officeDocument/2006/math" xmlns:v="urn:schemas-microsoft-com:vml" xmlns:wp14="http://schemas.microsoft.com/office/word/2010/wordprocessingDrawing" xmlns:wp="http://schemas.openxmlformats.org/drawingml/2006/wordprocessingDrawing" xmlns:w10="urn:schemas-microsoft-com:office:word" xmlns:w="http://schemas.openxmlformats.org/wordprocessingml/2006/main" xmlns:w14="http://schemas.microsoft.com/office/word/2010/wordml" xmlns:w15="http://schemas.microsoft.com/office/word/2012/wordml" xmlns:w16cex="http://schemas.microsoft.com/office/word/2018/wordml/cex" xmlns:w16cid="http://schemas.microsoft.com/office/word/2016/wordml/cid" xmlns:w16="http://schemas.microsoft.com/office/word/2018/wordml" xmlns:w16du="http://schemas.microsoft.com/office/word/2023/wordml/word16du" xmlns:w16sdtdh="http://schemas.microsoft.com/office/word/2020/wordml/sdtdatahash" xmlns:w16sdtfl="http://schemas.microsoft.com/office/word/2024/wordml/sdtformatlock" xmlns:w16se="http://schemas.microsoft.com/office/word/2015/wordml/symex" xmlns:wpg="http://schemas.microsoft.com/office/word/2010/wordprocessingGroup" xmlns:wpi="http://schemas.microsoft.com/office/word/2010/wordprocessingInk" xmlns:wne="http://schemas.microsoft.com/office/word/2006/wordml" xmlns:wps="http://schemas.microsoft.com/office/word/2010/wordprocessingShape" mc:Ignorable="w14 w15 w16se w16cid w16 w16cex w16sdtdh w16sdtfl cr w16du wp14">
+  <w16cex:commentExtensible w16cex:durableId="58A572B0" w16cex:dateUtc="2026-04-07T05:23:00Z"/>
+  <w16cex:commentExtensible w16cex:durableId="64F26A52" w16cex:dateUtc="2026-04-07T05:24:00Z"/>
+  <w16cex:commentExtensible w16cex:durableId="1C8CD289" w16cex:dateUtc="2026-04-07T05:24:00Z"/>
+  <w16cex:commentExtensible w16cex:durableId="02020197" w16cex:dateUtc="2026-04-07T05:21:00Z"/>
+</w16cex:commentsExtensible>
+</file>
+
+<file path=word/commentsIds.xml><?xml version="1.0" encoding="utf-8"?>
+<w16cid:commentsIds xmlns:wpc="http://schemas.microsoft.com/office/word/2010/wordprocessingCanvas" xmlns:cx="http://schemas.microsoft.com/office/drawing/2014/chartex" xmlns:cx1="http://schemas.microsoft.com/office/drawing/2015/9/8/chartex" xmlns:cx2="http://schemas.microsoft.com/office/drawing/2015/10/21/chartex" xmlns:cx3="http://schemas.microsoft.com/office/drawing/2016/5/9/chartex" xmlns:cx4="http://schemas.microsoft.com/office/drawing/2016/5/10/chartex" xmlns:cx5="http://schemas.microsoft.com/office/drawing/2016/5/11/chartex" xmlns:cx6="http://schemas.microsoft.com/office/drawing/2016/5/12/chartex" xmlns:cx7="http://schemas.microsoft.com/office/drawing/2016/5/13/chartex" xmlns:cx8="http://schemas.microsoft.com/office/drawing/2016/5/14/chartex" xmlns:mc="http://schemas.openxmlformats.org/markup-compatibility/2006" xmlns:aink="http://schemas.microsoft.com/office/drawing/2016/ink" xmlns:am3d="http://schemas.microsoft.com/office/drawing/2017/model3d" xmlns:o="urn:schemas-microsoft-com:office:office" xmlns:oel="http://schemas.microsoft.com/office/2019/extlst" xmlns:r="http://schemas.openxmlformats.org/officeDocument/2006/relationships" xmlns:m="http://schemas.openxmlformats.org/officeDocument/2006/math" xmlns:v="urn:schemas-microsoft-com:vml" xmlns:wp14="http://schemas.microsoft.com/office/word/2010/wordprocessingDrawing" xmlns:wp="http://schemas.openxmlformats.org/drawingml/2006/wordprocessingDrawing" xmlns:w10="urn:schemas-microsoft-com:office:word" xmlns:w="http://schemas.openxmlformats.org/wordprocessingml/2006/main" xmlns:w14="http://schemas.microsoft.com/office/word/2010/wordml" xmlns:w15="http://schemas.microsoft.com/office/word/2012/wordml" xmlns:w16cex="http://schemas.microsoft.com/office/word/2018/wordml/cex" xmlns:w16cid="http://schemas.microsoft.com/office/word/2016/wordml/cid" xmlns:w16="http://schemas.microsoft.com/office/word/2018/wordml" xmlns:w16du="http://schemas.microsoft.com/office/word/2023/wordml/word16du" xmlns:w16sdtdh="http://schemas.microsoft.com/office/word/2020/wordml/sdtdatahash" xmlns:w16sdtfl="http://schemas.microsoft.com/office/word/2024/wordml/sdtformatlock" xmlns:w16se="http://schemas.microsoft.com/office/word/2015/wordml/symex" xmlns:wpg="http://schemas.microsoft.com/office/word/2010/wordprocessingGroup" xmlns:wpi="http://schemas.microsoft.com/office/word/2010/wordprocessingInk" xmlns:wne="http://schemas.microsoft.com/office/word/2006/wordml" xmlns:wps="http://schemas.microsoft.com/office/word/2010/wordprocessingShape" mc:Ignorable="w14 w15 w16se w16cid w16 w16cex w16sdtdh w16sdtfl w16du wp14">
+  <w16cid:commentId w16cid:paraId="2485148D" w16cid:durableId="58A572B0"/>
+  <w16cid:commentId w16cid:paraId="1DB4C61A" w16cid:durableId="64F26A52"/>
+  <w16cid:commentId w16cid:paraId="457C82F5" w16cid:durableId="1C8CD289"/>
+  <w16cid:commentId w16cid:paraId="1AC84351" w16cid:durableId="02020197"/>
+</w16cid:commentsIds>
 </file>
 
 <file path=word/endnotes.xml><?xml version="1.0" encoding="utf-8"?>
@@ -12307,6 +12693,92 @@
     </w:lvl>
   </w:abstractNum>
   <w:abstractNum w:abstractNumId="17" w15:restartNumberingAfterBreak="0">
+    <w:nsid w:val="3C1062B5"/>
+    <w:multiLevelType w:val="hybridMultilevel"/>
+    <w:tmpl w:val="FFFFFFFF"/>
+    <w:lvl w:ilvl="0" w:tplc="FFFFFFFF">
+      <w:start w:val="1"/>
+      <w:numFmt w:val="decimal"/>
+      <w:lvlText w:val="%1."/>
+      <w:lvlJc w:val="left"/>
+      <w:pPr>
+        <w:ind w:left="0" w:hanging="360"/>
+      </w:pPr>
+    </w:lvl>
+    <w:lvl w:ilvl="1" w:tplc="FFFFFFFF">
+      <w:start w:val="1"/>
+      <w:numFmt w:val="lowerLetter"/>
+      <w:lvlText w:val="%2."/>
+      <w:lvlJc w:val="left"/>
+      <w:pPr>
+        <w:ind w:left="1080" w:hanging="360"/>
+      </w:pPr>
+    </w:lvl>
+    <w:lvl w:ilvl="2" w:tplc="FFFFFFFF">
+      <w:start w:val="1"/>
+      <w:numFmt w:val="lowerRoman"/>
+      <w:lvlText w:val="%3."/>
+      <w:lvlJc w:val="right"/>
+      <w:pPr>
+        <w:ind w:left="1800" w:hanging="180"/>
+      </w:pPr>
+    </w:lvl>
+    <w:lvl w:ilvl="3" w:tplc="FFFFFFFF">
+      <w:start w:val="1"/>
+      <w:numFmt w:val="decimal"/>
+      <w:lvlText w:val="%4."/>
+      <w:lvlJc w:val="left"/>
+      <w:pPr>
+        <w:ind w:left="2520" w:hanging="360"/>
+      </w:pPr>
+    </w:lvl>
+    <w:lvl w:ilvl="4" w:tplc="FFFFFFFF">
+      <w:start w:val="1"/>
+      <w:numFmt w:val="lowerLetter"/>
+      <w:lvlText w:val="%5."/>
+      <w:lvlJc w:val="left"/>
+      <w:pPr>
+        <w:ind w:left="3240" w:hanging="360"/>
+      </w:pPr>
+    </w:lvl>
+    <w:lvl w:ilvl="5" w:tplc="FFFFFFFF">
+      <w:start w:val="1"/>
+      <w:numFmt w:val="lowerRoman"/>
+      <w:lvlText w:val="%6."/>
+      <w:lvlJc w:val="right"/>
+      <w:pPr>
+        <w:ind w:left="3960" w:hanging="180"/>
+      </w:pPr>
+    </w:lvl>
+    <w:lvl w:ilvl="6" w:tplc="FFFFFFFF">
+      <w:start w:val="1"/>
+      <w:numFmt w:val="decimal"/>
+      <w:lvlText w:val="%7."/>
+      <w:lvlJc w:val="left"/>
+      <w:pPr>
+        <w:ind w:left="4680" w:hanging="360"/>
+      </w:pPr>
+    </w:lvl>
+    <w:lvl w:ilvl="7" w:tplc="FFFFFFFF">
+      <w:start w:val="1"/>
+      <w:numFmt w:val="lowerLetter"/>
+      <w:lvlText w:val="%8."/>
+      <w:lvlJc w:val="left"/>
+      <w:pPr>
+        <w:ind w:left="5400" w:hanging="360"/>
+      </w:pPr>
+    </w:lvl>
+    <w:lvl w:ilvl="8" w:tplc="FFFFFFFF">
+      <w:start w:val="1"/>
+      <w:numFmt w:val="lowerRoman"/>
+      <w:lvlText w:val="%9."/>
+      <w:lvlJc w:val="right"/>
+      <w:pPr>
+        <w:ind w:left="6120" w:hanging="180"/>
+      </w:pPr>
+    </w:lvl>
+  </w:abstractNum>
+  <w:abstractNum w:abstractNumId="18" w15:restartNumberingAfterBreak="0">
     <w:nsid w:val="43C52AA7"/>
     <w:multiLevelType w:val="multilevel"/>
     <w:tmpl w:val="1A266360"/>
@@ -12419,7 +12891,7 @@
       </w:pPr>
     </w:lvl>
   </w:abstractNum>
-  <w:abstractNum w:abstractNumId="18" w15:restartNumberingAfterBreak="0">
+  <w:abstractNum w:abstractNumId="19" w15:restartNumberingAfterBreak="0">
     <w:nsid w:val="452A0FC2"/>
     <w:multiLevelType w:val="hybridMultilevel"/>
     <w:tmpl w:val="FFFFFFFF"/>
@@ -12505,7 +12977,7 @@
       </w:pPr>
     </w:lvl>
   </w:abstractNum>
-  <w:abstractNum w:abstractNumId="19" w15:restartNumberingAfterBreak="0">
+  <w:abstractNum w:abstractNumId="20" w15:restartNumberingAfterBreak="0">
     <w:nsid w:val="45D94953"/>
     <w:multiLevelType w:val="multilevel"/>
     <w:tmpl w:val="6A50F06C"/>
@@ -12618,7 +13090,7 @@
       </w:pPr>
     </w:lvl>
   </w:abstractNum>
-  <w:abstractNum w:abstractNumId="20" w15:restartNumberingAfterBreak="0">
+  <w:abstractNum w:abstractNumId="21" w15:restartNumberingAfterBreak="0">
     <w:nsid w:val="4E056B31"/>
     <w:multiLevelType w:val="hybridMultilevel"/>
     <w:tmpl w:val="F4ACF374"/>
@@ -12731,7 +13203,7 @@
       </w:rPr>
     </w:lvl>
   </w:abstractNum>
-  <w:abstractNum w:abstractNumId="21" w15:restartNumberingAfterBreak="0">
+  <w:abstractNum w:abstractNumId="22" w15:restartNumberingAfterBreak="0">
     <w:nsid w:val="4EEF673D"/>
     <w:multiLevelType w:val="multilevel"/>
     <w:tmpl w:val="BED219F8"/>
@@ -12844,7 +13316,7 @@
       </w:pPr>
     </w:lvl>
   </w:abstractNum>
-  <w:abstractNum w:abstractNumId="22" w15:restartNumberingAfterBreak="0">
+  <w:abstractNum w:abstractNumId="23" w15:restartNumberingAfterBreak="0">
     <w:nsid w:val="50190D4C"/>
     <w:multiLevelType w:val="hybridMultilevel"/>
     <w:tmpl w:val="9ECC5EEC"/>
@@ -12957,7 +13429,7 @@
       </w:rPr>
     </w:lvl>
   </w:abstractNum>
-  <w:abstractNum w:abstractNumId="23" w15:restartNumberingAfterBreak="0">
+  <w:abstractNum w:abstractNumId="24" w15:restartNumberingAfterBreak="0">
     <w:nsid w:val="511856E9"/>
     <w:multiLevelType w:val="multilevel"/>
     <w:tmpl w:val="E8081BEE"/>
@@ -13106,7 +13578,7 @@
       </w:rPr>
     </w:lvl>
   </w:abstractNum>
-  <w:abstractNum w:abstractNumId="24" w15:restartNumberingAfterBreak="0">
+  <w:abstractNum w:abstractNumId="25" w15:restartNumberingAfterBreak="0">
     <w:nsid w:val="51B42188"/>
     <w:multiLevelType w:val="multilevel"/>
     <w:tmpl w:val="44B68DE6"/>
@@ -13219,7 +13691,7 @@
       </w:pPr>
     </w:lvl>
   </w:abstractNum>
-  <w:abstractNum w:abstractNumId="25" w15:restartNumberingAfterBreak="0">
+  <w:abstractNum w:abstractNumId="26" w15:restartNumberingAfterBreak="0">
     <w:nsid w:val="57383D84"/>
     <w:multiLevelType w:val="multilevel"/>
     <w:tmpl w:val="6826F3E0"/>
@@ -13332,7 +13804,7 @@
       </w:pPr>
     </w:lvl>
   </w:abstractNum>
-  <w:abstractNum w:abstractNumId="26" w15:restartNumberingAfterBreak="0">
+  <w:abstractNum w:abstractNumId="27" w15:restartNumberingAfterBreak="0">
     <w:nsid w:val="67783F55"/>
     <w:multiLevelType w:val="hybridMultilevel"/>
     <w:tmpl w:val="66DA3080"/>
@@ -13421,7 +13893,7 @@
       </w:pPr>
     </w:lvl>
   </w:abstractNum>
-  <w:abstractNum w:abstractNumId="27" w15:restartNumberingAfterBreak="0">
+  <w:abstractNum w:abstractNumId="28" w15:restartNumberingAfterBreak="0">
     <w:nsid w:val="68CD5DA3"/>
     <w:multiLevelType w:val="hybridMultilevel"/>
     <w:tmpl w:val="F744A6F8"/>
@@ -13507,7 +13979,7 @@
       </w:pPr>
     </w:lvl>
   </w:abstractNum>
-  <w:abstractNum w:abstractNumId="28" w15:restartNumberingAfterBreak="0">
+  <w:abstractNum w:abstractNumId="29" w15:restartNumberingAfterBreak="0">
     <w:nsid w:val="6AEC2923"/>
     <w:multiLevelType w:val="multilevel"/>
     <w:tmpl w:val="C9660A1A"/>
@@ -13620,7 +14092,7 @@
       </w:pPr>
     </w:lvl>
   </w:abstractNum>
-  <w:abstractNum w:abstractNumId="29" w15:restartNumberingAfterBreak="0">
+  <w:abstractNum w:abstractNumId="30" w15:restartNumberingAfterBreak="0">
     <w:nsid w:val="6DC03AEA"/>
     <w:multiLevelType w:val="multilevel"/>
     <w:tmpl w:val="C7E4F258"/>
@@ -13769,7 +14241,7 @@
       </w:rPr>
     </w:lvl>
   </w:abstractNum>
-  <w:abstractNum w:abstractNumId="30" w15:restartNumberingAfterBreak="0">
+  <w:abstractNum w:abstractNumId="31" w15:restartNumberingAfterBreak="0">
     <w:nsid w:val="6E1B6426"/>
     <w:multiLevelType w:val="hybridMultilevel"/>
     <w:tmpl w:val="A70A9410"/>
@@ -13882,7 +14354,7 @@
       </w:rPr>
     </w:lvl>
   </w:abstractNum>
-  <w:abstractNum w:abstractNumId="31" w15:restartNumberingAfterBreak="0">
+  <w:abstractNum w:abstractNumId="32" w15:restartNumberingAfterBreak="0">
     <w:nsid w:val="702D3B6C"/>
     <w:multiLevelType w:val="multilevel"/>
     <w:tmpl w:val="A9FA69CA"/>
@@ -13995,7 +14467,93 @@
       </w:pPr>
     </w:lvl>
   </w:abstractNum>
-  <w:abstractNum w:abstractNumId="32" w15:restartNumberingAfterBreak="0">
+  <w:abstractNum w:abstractNumId="33" w15:restartNumberingAfterBreak="0">
+    <w:nsid w:val="748434D0"/>
+    <w:multiLevelType w:val="hybridMultilevel"/>
+    <w:tmpl w:val="F744A6F8"/>
+    <w:lvl w:ilvl="0" w:tplc="FFFFFFFF">
+      <w:start w:val="1"/>
+      <w:numFmt w:val="decimal"/>
+      <w:lvlText w:val="%1."/>
+      <w:lvlJc w:val="left"/>
+      <w:pPr>
+        <w:ind w:left="1080" w:hanging="360"/>
+      </w:pPr>
+    </w:lvl>
+    <w:lvl w:ilvl="1" w:tplc="FFFFFFFF" w:tentative="1">
+      <w:start w:val="1"/>
+      <w:numFmt w:val="lowerLetter"/>
+      <w:lvlText w:val="%2."/>
+      <w:lvlJc w:val="left"/>
+      <w:pPr>
+        <w:ind w:left="1800" w:hanging="360"/>
+      </w:pPr>
+    </w:lvl>
+    <w:lvl w:ilvl="2" w:tplc="FFFFFFFF" w:tentative="1">
+      <w:start w:val="1"/>
+      <w:numFmt w:val="lowerRoman"/>
+      <w:lvlText w:val="%3."/>
+      <w:lvlJc w:val="right"/>
+      <w:pPr>
+        <w:ind w:left="2520" w:hanging="180"/>
+      </w:pPr>
+    </w:lvl>
+    <w:lvl w:ilvl="3" w:tplc="FFFFFFFF" w:tentative="1">
+      <w:start w:val="1"/>
+      <w:numFmt w:val="decimal"/>
+      <w:lvlText w:val="%4."/>
+      <w:lvlJc w:val="left"/>
+      <w:pPr>
+        <w:ind w:left="3240" w:hanging="360"/>
+      </w:pPr>
+    </w:lvl>
+    <w:lvl w:ilvl="4" w:tplc="FFFFFFFF" w:tentative="1">
+      <w:start w:val="1"/>
+      <w:numFmt w:val="lowerLetter"/>
+      <w:lvlText w:val="%5."/>
+      <w:lvlJc w:val="left"/>
+      <w:pPr>
+        <w:ind w:left="3960" w:hanging="360"/>
+      </w:pPr>
+    </w:lvl>
+    <w:lvl w:ilvl="5" w:tplc="FFFFFFFF" w:tentative="1">
+      <w:start w:val="1"/>
+      <w:numFmt w:val="lowerRoman"/>
+      <w:lvlText w:val="%6."/>
+      <w:lvlJc w:val="right"/>
+      <w:pPr>
+        <w:ind w:left="4680" w:hanging="180"/>
+      </w:pPr>
+    </w:lvl>
+    <w:lvl w:ilvl="6" w:tplc="FFFFFFFF" w:tentative="1">
+      <w:start w:val="1"/>
+      <w:numFmt w:val="decimal"/>
+      <w:lvlText w:val="%7."/>
+      <w:lvlJc w:val="left"/>
+      <w:pPr>
+        <w:ind w:left="5400" w:hanging="360"/>
+      </w:pPr>
+    </w:lvl>
+    <w:lvl w:ilvl="7" w:tplc="FFFFFFFF" w:tentative="1">
+      <w:start w:val="1"/>
+      <w:numFmt w:val="lowerLetter"/>
+      <w:lvlText w:val="%8."/>
+      <w:lvlJc w:val="left"/>
+      <w:pPr>
+        <w:ind w:left="6120" w:hanging="360"/>
+      </w:pPr>
+    </w:lvl>
+    <w:lvl w:ilvl="8" w:tplc="FFFFFFFF" w:tentative="1">
+      <w:start w:val="1"/>
+      <w:numFmt w:val="lowerRoman"/>
+      <w:lvlText w:val="%9."/>
+      <w:lvlJc w:val="right"/>
+      <w:pPr>
+        <w:ind w:left="6840" w:hanging="180"/>
+      </w:pPr>
+    </w:lvl>
+  </w:abstractNum>
+  <w:abstractNum w:abstractNumId="34" w15:restartNumberingAfterBreak="0">
     <w:nsid w:val="74A834FB"/>
     <w:multiLevelType w:val="multilevel"/>
     <w:tmpl w:val="697C3BC8"/>
@@ -14108,7 +14666,93 @@
       </w:pPr>
     </w:lvl>
   </w:abstractNum>
-  <w:abstractNum w:abstractNumId="33" w15:restartNumberingAfterBreak="0">
+  <w:abstractNum w:abstractNumId="35" w15:restartNumberingAfterBreak="0">
+    <w:nsid w:val="769D3009"/>
+    <w:multiLevelType w:val="hybridMultilevel"/>
+    <w:tmpl w:val="FFFFFFFF"/>
+    <w:lvl w:ilvl="0" w:tplc="FFFFFFFF">
+      <w:start w:val="1"/>
+      <w:numFmt w:val="decimal"/>
+      <w:lvlText w:val="%1."/>
+      <w:lvlJc w:val="left"/>
+      <w:pPr>
+        <w:ind w:left="0" w:hanging="360"/>
+      </w:pPr>
+    </w:lvl>
+    <w:lvl w:ilvl="1" w:tplc="FFFFFFFF">
+      <w:start w:val="1"/>
+      <w:numFmt w:val="lowerLetter"/>
+      <w:lvlText w:val="%2."/>
+      <w:lvlJc w:val="left"/>
+      <w:pPr>
+        <w:ind w:left="1080" w:hanging="360"/>
+      </w:pPr>
+    </w:lvl>
+    <w:lvl w:ilvl="2" w:tplc="FFFFFFFF">
+      <w:start w:val="1"/>
+      <w:numFmt w:val="lowerRoman"/>
+      <w:lvlText w:val="%3."/>
+      <w:lvlJc w:val="right"/>
+      <w:pPr>
+        <w:ind w:left="1800" w:hanging="180"/>
+      </w:pPr>
+    </w:lvl>
+    <w:lvl w:ilvl="3" w:tplc="FFFFFFFF">
+      <w:start w:val="1"/>
+      <w:numFmt w:val="decimal"/>
+      <w:lvlText w:val="%4."/>
+      <w:lvlJc w:val="left"/>
+      <w:pPr>
+        <w:ind w:left="2520" w:hanging="360"/>
+      </w:pPr>
+    </w:lvl>
+    <w:lvl w:ilvl="4" w:tplc="FFFFFFFF">
+      <w:start w:val="1"/>
+      <w:numFmt w:val="lowerLetter"/>
+      <w:lvlText w:val="%5."/>
+      <w:lvlJc w:val="left"/>
+      <w:pPr>
+        <w:ind w:left="3240" w:hanging="360"/>
+      </w:pPr>
+    </w:lvl>
+    <w:lvl w:ilvl="5" w:tplc="FFFFFFFF">
+      <w:start w:val="1"/>
+      <w:numFmt w:val="lowerRoman"/>
+      <w:lvlText w:val="%6."/>
+      <w:lvlJc w:val="right"/>
+      <w:pPr>
+        <w:ind w:left="3960" w:hanging="180"/>
+      </w:pPr>
+    </w:lvl>
+    <w:lvl w:ilvl="6" w:tplc="FFFFFFFF">
+      <w:start w:val="1"/>
+      <w:numFmt w:val="decimal"/>
+      <w:lvlText w:val="%7."/>
+      <w:lvlJc w:val="left"/>
+      <w:pPr>
+        <w:ind w:left="4680" w:hanging="360"/>
+      </w:pPr>
+    </w:lvl>
+    <w:lvl w:ilvl="7" w:tplc="FFFFFFFF">
+      <w:start w:val="1"/>
+      <w:numFmt w:val="lowerLetter"/>
+      <w:lvlText w:val="%8."/>
+      <w:lvlJc w:val="left"/>
+      <w:pPr>
+        <w:ind w:left="5400" w:hanging="360"/>
+      </w:pPr>
+    </w:lvl>
+    <w:lvl w:ilvl="8" w:tplc="FFFFFFFF">
+      <w:start w:val="1"/>
+      <w:numFmt w:val="lowerRoman"/>
+      <w:lvlText w:val="%9."/>
+      <w:lvlJc w:val="right"/>
+      <w:pPr>
+        <w:ind w:left="6120" w:hanging="180"/>
+      </w:pPr>
+    </w:lvl>
+  </w:abstractNum>
+  <w:abstractNum w:abstractNumId="36" w15:restartNumberingAfterBreak="0">
     <w:nsid w:val="77204702"/>
     <w:multiLevelType w:val="multilevel"/>
     <w:tmpl w:val="D1AE8A34"/>
@@ -14221,7 +14865,7 @@
       </w:pPr>
     </w:lvl>
   </w:abstractNum>
-  <w:abstractNum w:abstractNumId="34" w15:restartNumberingAfterBreak="0">
+  <w:abstractNum w:abstractNumId="37" w15:restartNumberingAfterBreak="0">
     <w:nsid w:val="782D2100"/>
     <w:multiLevelType w:val="hybridMultilevel"/>
     <w:tmpl w:val="F744A6F8"/>
@@ -14307,7 +14951,7 @@
       </w:pPr>
     </w:lvl>
   </w:abstractNum>
-  <w:abstractNum w:abstractNumId="35" w15:restartNumberingAfterBreak="0">
+  <w:abstractNum w:abstractNumId="38" w15:restartNumberingAfterBreak="0">
     <w:nsid w:val="7C3269C9"/>
     <w:multiLevelType w:val="hybridMultilevel"/>
     <w:tmpl w:val="0DCC9A1E"/>
@@ -14420,7 +15064,7 @@
       </w:rPr>
     </w:lvl>
   </w:abstractNum>
-  <w:abstractNum w:abstractNumId="36" w15:restartNumberingAfterBreak="0">
+  <w:abstractNum w:abstractNumId="39" w15:restartNumberingAfterBreak="0">
     <w:nsid w:val="7D44622D"/>
     <w:multiLevelType w:val="multilevel"/>
     <w:tmpl w:val="2D4E5E64"/>
@@ -14576,34 +15220,34 @@
     <w:abstractNumId w:val="8"/>
   </w:num>
   <w:num w:numId="3" w16cid:durableId="1655914766">
-    <w:abstractNumId w:val="32"/>
+    <w:abstractNumId w:val="34"/>
   </w:num>
   <w:num w:numId="4" w16cid:durableId="1544564400">
-    <w:abstractNumId w:val="21"/>
+    <w:abstractNumId w:val="22"/>
   </w:num>
   <w:num w:numId="5" w16cid:durableId="744304327">
-    <w:abstractNumId w:val="33"/>
+    <w:abstractNumId w:val="36"/>
   </w:num>
   <w:num w:numId="6" w16cid:durableId="1086878247">
     <w:abstractNumId w:val="11"/>
   </w:num>
   <w:num w:numId="7" w16cid:durableId="1473135779">
-    <w:abstractNumId w:val="17"/>
+    <w:abstractNumId w:val="18"/>
   </w:num>
   <w:num w:numId="8" w16cid:durableId="726611095">
-    <w:abstractNumId w:val="24"/>
+    <w:abstractNumId w:val="25"/>
   </w:num>
   <w:num w:numId="9" w16cid:durableId="1375544673">
-    <w:abstractNumId w:val="25"/>
+    <w:abstractNumId w:val="26"/>
   </w:num>
   <w:num w:numId="10" w16cid:durableId="1885481683">
-    <w:abstractNumId w:val="28"/>
+    <w:abstractNumId w:val="29"/>
   </w:num>
   <w:num w:numId="11" w16cid:durableId="856819616">
     <w:abstractNumId w:val="12"/>
   </w:num>
   <w:num w:numId="12" w16cid:durableId="1910845704">
-    <w:abstractNumId w:val="31"/>
+    <w:abstractNumId w:val="32"/>
   </w:num>
   <w:num w:numId="13" w16cid:durableId="770275444">
     <w:abstractNumId w:val="1"/>
@@ -14624,22 +15268,22 @@
     <w:abstractNumId w:val="14"/>
   </w:num>
   <w:num w:numId="19" w16cid:durableId="1101410438">
-    <w:abstractNumId w:val="36"/>
+    <w:abstractNumId w:val="39"/>
   </w:num>
   <w:num w:numId="20" w16cid:durableId="671497108">
-    <w:abstractNumId w:val="22"/>
+    <w:abstractNumId w:val="23"/>
   </w:num>
   <w:num w:numId="21" w16cid:durableId="1807627759">
-    <w:abstractNumId w:val="23"/>
+    <w:abstractNumId w:val="24"/>
   </w:num>
   <w:num w:numId="22" w16cid:durableId="1135639219">
     <w:abstractNumId w:val="16"/>
   </w:num>
   <w:num w:numId="23" w16cid:durableId="1379670583">
-    <w:abstractNumId w:val="29"/>
+    <w:abstractNumId w:val="30"/>
   </w:num>
   <w:num w:numId="24" w16cid:durableId="1020932274">
-    <w:abstractNumId w:val="20"/>
+    <w:abstractNumId w:val="21"/>
   </w:num>
   <w:num w:numId="25" w16cid:durableId="870151115">
     <w:abstractNumId w:val="0"/>
@@ -14648,16 +15292,16 @@
     <w:abstractNumId w:val="15"/>
   </w:num>
   <w:num w:numId="27" w16cid:durableId="304822052">
-    <w:abstractNumId w:val="19"/>
+    <w:abstractNumId w:val="20"/>
   </w:num>
   <w:num w:numId="28" w16cid:durableId="1832333000">
-    <w:abstractNumId w:val="35"/>
+    <w:abstractNumId w:val="38"/>
   </w:num>
   <w:num w:numId="29" w16cid:durableId="433748505">
-    <w:abstractNumId w:val="30"/>
+    <w:abstractNumId w:val="31"/>
   </w:num>
   <w:num w:numId="30" w16cid:durableId="1534423850">
-    <w:abstractNumId w:val="27"/>
+    <w:abstractNumId w:val="28"/>
   </w:num>
   <w:num w:numId="31" w16cid:durableId="507915404">
     <w:abstractNumId w:val="4"/>
@@ -14666,21 +15310,38 @@
     <w:abstractNumId w:val="7"/>
   </w:num>
   <w:num w:numId="33" w16cid:durableId="871577313">
-    <w:abstractNumId w:val="18"/>
+    <w:abstractNumId w:val="19"/>
   </w:num>
   <w:num w:numId="34" w16cid:durableId="554509345">
-    <w:abstractNumId w:val="26"/>
+    <w:abstractNumId w:val="27"/>
   </w:num>
   <w:num w:numId="35" w16cid:durableId="713045368">
     <w:abstractNumId w:val="10"/>
   </w:num>
   <w:num w:numId="36" w16cid:durableId="793914146">
-    <w:abstractNumId w:val="34"/>
+    <w:abstractNumId w:val="37"/>
   </w:num>
   <w:num w:numId="37" w16cid:durableId="1581405243">
     <w:abstractNumId w:val="6"/>
   </w:num>
+  <w:num w:numId="38" w16cid:durableId="1362784970">
+    <w:abstractNumId w:val="33"/>
+  </w:num>
+  <w:num w:numId="39" w16cid:durableId="2072345275">
+    <w:abstractNumId w:val="17"/>
+  </w:num>
+  <w:num w:numId="40" w16cid:durableId="2035763121">
+    <w:abstractNumId w:val="35"/>
+  </w:num>
 </w:numbering>
+</file>
+
+<file path=word/people.xml><?xml version="1.0" encoding="utf-8"?>
+<w15:people xmlns:wpc="http://schemas.microsoft.com/office/word/2010/wordprocessingCanvas" xmlns:cx="http://schemas.microsoft.com/office/drawing/2014/chartex" xmlns:cx1="http://schemas.microsoft.com/office/drawing/2015/9/8/chartex" xmlns:cx2="http://schemas.microsoft.com/office/drawing/2015/10/21/chartex" xmlns:cx3="http://schemas.microsoft.com/office/drawing/2016/5/9/chartex" xmlns:cx4="http://schemas.microsoft.com/office/drawing/2016/5/10/chartex" xmlns:cx5="http://schemas.microsoft.com/office/drawing/2016/5/11/chartex" xmlns:cx6="http://schemas.microsoft.com/office/drawing/2016/5/12/chartex" xmlns:cx7="http://schemas.microsoft.com/office/drawing/2016/5/13/chartex" xmlns:cx8="http://schemas.microsoft.com/office/drawing/2016/5/14/chartex" xmlns:mc="http://schemas.openxmlformats.org/markup-compatibility/2006" xmlns:aink="http://schemas.microsoft.com/office/drawing/2016/ink" xmlns:am3d="http://schemas.microsoft.com/office/drawing/2017/model3d" xmlns:o="urn:schemas-microsoft-com:office:office" xmlns:oel="http://schemas.microsoft.com/office/2019/extlst" xmlns:r="http://schemas.openxmlformats.org/officeDocument/2006/relationships" xmlns:m="http://schemas.openxmlformats.org/officeDocument/2006/math" xmlns:v="urn:schemas-microsoft-com:vml" xmlns:wp14="http://schemas.microsoft.com/office/word/2010/wordprocessingDrawing" xmlns:wp="http://schemas.openxmlformats.org/drawingml/2006/wordprocessingDrawing" xmlns:w10="urn:schemas-microsoft-com:office:word" xmlns:w="http://schemas.openxmlformats.org/wordprocessingml/2006/main" xmlns:w14="http://schemas.microsoft.com/office/word/2010/wordml" xmlns:w15="http://schemas.microsoft.com/office/word/2012/wordml" xmlns:w16cex="http://schemas.microsoft.com/office/word/2018/wordml/cex" xmlns:w16cid="http://schemas.microsoft.com/office/word/2016/wordml/cid" xmlns:w16="http://schemas.microsoft.com/office/word/2018/wordml" xmlns:w16du="http://schemas.microsoft.com/office/word/2023/wordml/word16du" xmlns:w16sdtdh="http://schemas.microsoft.com/office/word/2020/wordml/sdtdatahash" xmlns:w16sdtfl="http://schemas.microsoft.com/office/word/2024/wordml/sdtformatlock" xmlns:w16se="http://schemas.microsoft.com/office/word/2015/wordml/symex" xmlns:wpg="http://schemas.microsoft.com/office/word/2010/wordprocessingGroup" xmlns:wpi="http://schemas.microsoft.com/office/word/2010/wordprocessingInk" xmlns:wne="http://schemas.microsoft.com/office/word/2006/wordml" xmlns:wps="http://schemas.microsoft.com/office/word/2010/wordprocessingShape" mc:Ignorable="w14 w15 w16se w16cid w16 w16cex w16sdtdh w16sdtfl w16du wp14">
+  <w15:person w15:author="Anirudh Kaushik">
+    <w15:presenceInfo w15:providerId="AD" w15:userId="S::anikaushik@microsoft.com::83c14e85-9282-4f42-b8e8-53d1bd0a4d50"/>
+  </w15:person>
+</w15:people>
 </file>
 
 <file path=word/styles.xml><?xml version="1.0" encoding="utf-8"?>
@@ -15295,7 +15956,6 @@
   <w:style w:type="character" w:default="1" w:styleId="DefaultParagraphFont">
     <w:name w:val="Default Paragraph Font"/>
     <w:uiPriority w:val="1"/>
-    <w:semiHidden/>
     <w:unhideWhenUsed/>
   </w:style>
   <w:style w:type="table" w:default="1" w:styleId="TableNormal">
@@ -15947,6 +16607,78 @@
       <w:szCs w:val="24"/>
     </w:rPr>
   </w:style>
+  <w:style w:type="character" w:styleId="CommentReference">
+    <w:name w:val="annotation reference"/>
+    <w:basedOn w:val="DefaultParagraphFont"/>
+    <w:uiPriority w:val="99"/>
+    <w:semiHidden/>
+    <w:unhideWhenUsed/>
+    <w:rsid w:val="00AF6E78"/>
+    <w:rPr>
+      <w:sz w:val="16"/>
+      <w:szCs w:val="16"/>
+    </w:rPr>
+  </w:style>
+  <w:style w:type="paragraph" w:styleId="CommentText">
+    <w:name w:val="annotation text"/>
+    <w:basedOn w:val="Normal"/>
+    <w:link w:val="CommentTextChar"/>
+    <w:uiPriority w:val="99"/>
+    <w:unhideWhenUsed/>
+    <w:rsid w:val="00AF6E78"/>
+    <w:pPr>
+      <w:spacing w:line="240" w:lineRule="auto"/>
+    </w:pPr>
+    <w:rPr>
+      <w:sz w:val="20"/>
+      <w:szCs w:val="20"/>
+    </w:rPr>
+  </w:style>
+  <w:style w:type="character" w:customStyle="1" w:styleId="CommentTextChar">
+    <w:name w:val="Comment Text Char"/>
+    <w:basedOn w:val="DefaultParagraphFont"/>
+    <w:link w:val="CommentText"/>
+    <w:uiPriority w:val="99"/>
+    <w:rsid w:val="00AF6E78"/>
+    <w:rPr>
+      <w:kern w:val="0"/>
+      <w:sz w:val="20"/>
+      <w:szCs w:val="20"/>
+      <w:lang w:eastAsia="en-US" w:bidi="ar-SA"/>
+      <w14:ligatures w14:val="none"/>
+    </w:rPr>
+  </w:style>
+  <w:style w:type="paragraph" w:styleId="CommentSubject">
+    <w:name w:val="annotation subject"/>
+    <w:basedOn w:val="CommentText"/>
+    <w:next w:val="CommentText"/>
+    <w:link w:val="CommentSubjectChar"/>
+    <w:uiPriority w:val="99"/>
+    <w:semiHidden/>
+    <w:unhideWhenUsed/>
+    <w:rsid w:val="00AF6E78"/>
+    <w:rPr>
+      <w:b/>
+      <w:bCs/>
+    </w:rPr>
+  </w:style>
+  <w:style w:type="character" w:customStyle="1" w:styleId="CommentSubjectChar">
+    <w:name w:val="Comment Subject Char"/>
+    <w:basedOn w:val="CommentTextChar"/>
+    <w:link w:val="CommentSubject"/>
+    <w:uiPriority w:val="99"/>
+    <w:semiHidden/>
+    <w:rsid w:val="00AF6E78"/>
+    <w:rPr>
+      <w:b/>
+      <w:bCs/>
+      <w:kern w:val="0"/>
+      <w:sz w:val="20"/>
+      <w:szCs w:val="20"/>
+      <w:lang w:eastAsia="en-US" w:bidi="ar-SA"/>
+      <w14:ligatures w14:val="none"/>
+    </w:rPr>
+  </w:style>
 </w:styles>
 </file>
 
@@ -16246,6 +16978,25 @@
 </file>
 
 <file path=customXml/item1.xml><?xml version="1.0" encoding="utf-8"?>
+<?mso-contentType ?>
+<FormTemplates xmlns="http://schemas.microsoft.com/sharepoint/v3/contenttype/forms">
+  <Display>DocumentLibraryForm</Display>
+  <Edit>DocumentLibraryForm</Edit>
+  <New>DocumentLibraryForm</New>
+</FormTemplates>
+</file>
+
+<file path=customXml/item2.xml><?xml version="1.0" encoding="utf-8"?>
+<p:properties xmlns:p="http://schemas.microsoft.com/office/2006/metadata/properties" xmlns:xsi="http://www.w3.org/2001/XMLSchema-instance" xmlns:pc="http://schemas.microsoft.com/office/infopath/2007/PartnerControls">
+  <documentManagement>
+    <_ip_UnifiedCompliancePolicyUIAction xmlns="http://schemas.microsoft.com/sharepoint/v3" xsi:nil="true"/>
+    <_ip_UnifiedCompliancePolicyProperties xmlns="http://schemas.microsoft.com/sharepoint/v3" xsi:nil="true"/>
+    <_activity xmlns="c7106a07-ac47-4873-a194-48fd4d08353b" xsi:nil="true"/>
+  </documentManagement>
+</p:properties>
+</file>
+
+<file path=customXml/item3.xml><?xml version="1.0" encoding="utf-8"?>
 <ct:contentTypeSchema xmlns:ct="http://schemas.microsoft.com/office/2006/metadata/contentType" xmlns:ma="http://schemas.microsoft.com/office/2006/metadata/properties/metaAttributes" ct:_="" ma:_="" ma:contentTypeName="Document" ma:contentTypeID="0x010100B1E458D678A19249925930A70C1393C8" ma:contentTypeVersion="12" ma:contentTypeDescription="Create a new document." ma:contentTypeScope="" ma:versionID="97c79cc13c0e1f478fc7188e803ed472">
   <xsd:schema xmlns:xsd="http://www.w3.org/2001/XMLSchema" xmlns:xs="http://www.w3.org/2001/XMLSchema" xmlns:p="http://schemas.microsoft.com/office/2006/metadata/properties" xmlns:ns1="http://schemas.microsoft.com/sharepoint/v3" xmlns:ns3="c7106a07-ac47-4873-a194-48fd4d08353b" targetNamespace="http://schemas.microsoft.com/office/2006/metadata/properties" ma:root="true" ma:fieldsID="ee5bbbc053a644bc6a7e7c4f39b14413" ns1:_="" ns3:_="">
     <xsd:import namespace="http://schemas.microsoft.com/sharepoint/v3"/>
@@ -16444,26 +17195,26 @@
 </ct:contentTypeSchema>
 </file>
 
-<file path=customXml/item2.xml><?xml version="1.0" encoding="utf-8"?>
-<?mso-contentType ?>
-<FormTemplates xmlns="http://schemas.microsoft.com/sharepoint/v3/contenttype/forms">
-  <Display>DocumentLibraryForm</Display>
-  <Edit>DocumentLibraryForm</Edit>
-  <New>DocumentLibraryForm</New>
-</FormTemplates>
+<file path=customXml/itemProps1.xml><?xml version="1.0" encoding="utf-8"?>
+<ds:datastoreItem xmlns:ds="http://schemas.openxmlformats.org/officeDocument/2006/customXml" ds:itemID="{D645AB24-E514-4CB3-A7F4-427AFD1A8722}">
+  <ds:schemaRefs>
+    <ds:schemaRef ds:uri="http://schemas.microsoft.com/sharepoint/v3/contenttype/forms"/>
+  </ds:schemaRefs>
+</ds:datastoreItem>
 </file>
 
-<file path=customXml/item3.xml><?xml version="1.0" encoding="utf-8"?>
-<p:properties xmlns:p="http://schemas.microsoft.com/office/2006/metadata/properties" xmlns:xsi="http://www.w3.org/2001/XMLSchema-instance" xmlns:pc="http://schemas.microsoft.com/office/infopath/2007/PartnerControls">
-  <documentManagement>
-    <_ip_UnifiedCompliancePolicyUIAction xmlns="http://schemas.microsoft.com/sharepoint/v3" xsi:nil="true"/>
-    <_ip_UnifiedCompliancePolicyProperties xmlns="http://schemas.microsoft.com/sharepoint/v3" xsi:nil="true"/>
-    <_activity xmlns="c7106a07-ac47-4873-a194-48fd4d08353b" xsi:nil="true"/>
-  </documentManagement>
-</p:properties>
+<file path=customXml/itemProps2.xml><?xml version="1.0" encoding="utf-8"?>
+<ds:datastoreItem xmlns:ds="http://schemas.openxmlformats.org/officeDocument/2006/customXml" ds:itemID="{619016FB-05A5-48AF-8CC3-6A24586BCD21}">
+  <ds:schemaRefs>
+    <ds:schemaRef ds:uri="http://schemas.microsoft.com/office/2006/metadata/properties"/>
+    <ds:schemaRef ds:uri="http://schemas.microsoft.com/office/infopath/2007/PartnerControls"/>
+    <ds:schemaRef ds:uri="http://schemas.microsoft.com/sharepoint/v3"/>
+    <ds:schemaRef ds:uri="c7106a07-ac47-4873-a194-48fd4d08353b"/>
+  </ds:schemaRefs>
+</ds:datastoreItem>
 </file>
 
-<file path=customXml/itemProps1.xml><?xml version="1.0" encoding="utf-8"?>
+<file path=customXml/itemProps3.xml><?xml version="1.0" encoding="utf-8"?>
 <ds:datastoreItem xmlns:ds="http://schemas.openxmlformats.org/officeDocument/2006/customXml" ds:itemID="{4FA55453-D402-4DEB-A766-5F5D94590A9C}">
   <ds:schemaRefs>
     <ds:schemaRef ds:uri="http://schemas.microsoft.com/office/2006/metadata/contentType"/>
@@ -16482,25 +17233,6 @@
 </ds:datastoreItem>
 </file>
 
-<file path=customXml/itemProps2.xml><?xml version="1.0" encoding="utf-8"?>
-<ds:datastoreItem xmlns:ds="http://schemas.openxmlformats.org/officeDocument/2006/customXml" ds:itemID="{D645AB24-E514-4CB3-A7F4-427AFD1A8722}">
-  <ds:schemaRefs>
-    <ds:schemaRef ds:uri="http://schemas.microsoft.com/sharepoint/v3/contenttype/forms"/>
-  </ds:schemaRefs>
-</ds:datastoreItem>
-</file>
-
-<file path=customXml/itemProps3.xml><?xml version="1.0" encoding="utf-8"?>
-<ds:datastoreItem xmlns:ds="http://schemas.openxmlformats.org/officeDocument/2006/customXml" ds:itemID="{619016FB-05A5-48AF-8CC3-6A24586BCD21}">
-  <ds:schemaRefs>
-    <ds:schemaRef ds:uri="http://schemas.microsoft.com/office/2006/metadata/properties"/>
-    <ds:schemaRef ds:uri="http://schemas.microsoft.com/office/infopath/2007/PartnerControls"/>
-    <ds:schemaRef ds:uri="http://schemas.microsoft.com/sharepoint/v3"/>
-    <ds:schemaRef ds:uri="c7106a07-ac47-4873-a194-48fd4d08353b"/>
-  </ds:schemaRefs>
-</ds:datastoreItem>
-</file>
-
 <file path=docMetadata/LabelInfo.xml><?xml version="1.0" encoding="utf-8"?>
 <clbl:labelList xmlns:clbl="http://schemas.microsoft.com/office/2020/mipLabelMetadata">
   <clbl:label id="{1a19d03a-48bc-4359-8038-5b5f6d5847c3}" enabled="1" method="Standard" siteId="{72f988bf-86f1-41af-91ab-2d7cd011db47}" removed="0"/>
